--- a/tillsyn/Björnberget NV tillsynsbegäran.docx
+++ b/tillsyn/Björnberget NV tillsynsbegäran.docx
@@ -1,6 +1,6 @@
 
 <file path=word/document.xml><?xml version="1.0" encoding="utf-8"?>
-<w:document xmlns:wpc="http://schemas.microsoft.com/office/word/2010/wordprocessingCanvas" xmlns:cx="http://schemas.microsoft.com/office/drawing/2014/chartex" xmlns:cx1="http://schemas.microsoft.com/office/drawing/2015/9/8/chartex" xmlns:cx2="http://schemas.microsoft.com/office/drawing/2015/10/21/chartex" xmlns:cx3="http://schemas.microsoft.com/office/drawing/2016/5/9/chartex" xmlns:cx4="http://schemas.microsoft.com/office/drawing/2016/5/10/chartex" xmlns:cx5="http://schemas.microsoft.com/office/drawing/2016/5/11/chartex" xmlns:cx6="http://schemas.microsoft.com/office/drawing/2016/5/12/chartex" xmlns:cx7="http://schemas.microsoft.com/office/drawing/2016/5/13/chartex" xmlns:cx8="http://schemas.microsoft.com/office/drawing/2016/5/14/chartex" xmlns:mc="http://schemas.openxmlformats.org/markup-compatibility/2006" xmlns:aink="http://schemas.microsoft.com/office/drawing/2016/ink" xmlns:am3d="http://schemas.microsoft.com/office/drawing/2017/model3d" xmlns:o="urn:schemas-microsoft-com:office:office" xmlns:oel="http://schemas.microsoft.com/office/2019/extlst" xmlns:r="http://schemas.openxmlformats.org/officeDocument/2006/relationships" xmlns:m="http://schemas.openxmlformats.org/officeDocument/2006/math" xmlns:v="urn:schemas-microsoft-com:vml" xmlns:wp14="http://schemas.microsoft.com/office/word/2010/wordprocessingDrawing" xmlns:wp="http://schemas.openxmlformats.org/drawingml/2006/wordprocessingDrawing" xmlns:w10="urn:schemas-microsoft-com:office:word" xmlns:w="http://schemas.openxmlformats.org/wordprocessingml/2006/main" xmlns:w14="http://schemas.microsoft.com/office/word/2010/wordml" xmlns:w15="http://schemas.microsoft.com/office/word/2012/wordml" xmlns:w16cex="http://schemas.microsoft.com/office/word/2018/wordml/cex" xmlns:w16cid="http://schemas.microsoft.com/office/word/2016/wordml/cid" xmlns:w16="http://schemas.microsoft.com/office/word/2018/wordml" xmlns:w16sdtdh="http://schemas.microsoft.com/office/word/2020/wordml/sdtdatahash" xmlns:w16se="http://schemas.microsoft.com/office/word/2015/wordml/symex" xmlns:wpg="http://schemas.microsoft.com/office/word/2010/wordprocessingGroup" xmlns:wpi="http://schemas.microsoft.com/office/word/2010/wordprocessingInk" xmlns:wne="http://schemas.microsoft.com/office/word/2006/wordml" xmlns:wps="http://schemas.microsoft.com/office/word/2010/wordprocessingShape" mc:Ignorable="w14 w15 w16se w16cid w16 w16cex w16sdtdh wp14">
+<w:document xmlns:wpc="http://schemas.microsoft.com/office/word/2010/wordprocessingCanvas" xmlns:cx="http://schemas.microsoft.com/office/drawing/2014/chartex" xmlns:cx1="http://schemas.microsoft.com/office/drawing/2015/9/8/chartex" xmlns:cx2="http://schemas.microsoft.com/office/drawing/2015/10/21/chartex" xmlns:cx3="http://schemas.microsoft.com/office/drawing/2016/5/9/chartex" xmlns:cx4="http://schemas.microsoft.com/office/drawing/2016/5/10/chartex" xmlns:cx5="http://schemas.microsoft.com/office/drawing/2016/5/11/chartex" xmlns:cx6="http://schemas.microsoft.com/office/drawing/2016/5/12/chartex" xmlns:cx7="http://schemas.microsoft.com/office/drawing/2016/5/13/chartex" xmlns:cx8="http://schemas.microsoft.com/office/drawing/2016/5/14/chartex" xmlns:mc="http://schemas.openxmlformats.org/markup-compatibility/2006" xmlns:aink="http://schemas.microsoft.com/office/drawing/2016/ink" xmlns:am3d="http://schemas.microsoft.com/office/drawing/2017/model3d" xmlns:o="urn:schemas-microsoft-com:office:office" xmlns:oel="http://schemas.microsoft.com/office/2019/extlst" xmlns:r="http://schemas.openxmlformats.org/officeDocument/2006/relationships" xmlns:m="http://schemas.openxmlformats.org/officeDocument/2006/math" xmlns:v="urn:schemas-microsoft-com:vml" xmlns:wp14="http://schemas.microsoft.com/office/word/2010/wordprocessingDrawing" xmlns:wp="http://schemas.openxmlformats.org/drawingml/2006/wordprocessingDrawing" xmlns:w10="urn:schemas-microsoft-com:office:word" xmlns:w="http://schemas.openxmlformats.org/wordprocessingml/2006/main" xmlns:w14="http://schemas.microsoft.com/office/word/2010/wordml" xmlns:w15="http://schemas.microsoft.com/office/word/2012/wordml" xmlns:w16cex="http://schemas.microsoft.com/office/word/2018/wordml/cex" xmlns:w16cid="http://schemas.microsoft.com/office/word/2016/wordml/cid" xmlns:w16="http://schemas.microsoft.com/office/word/2018/wordml" xmlns:w16du="http://schemas.microsoft.com/office/word/2023/wordml/word16du" xmlns:w16sdtdh="http://schemas.microsoft.com/office/word/2020/wordml/sdtdatahash" xmlns:w16sdtfl="http://schemas.microsoft.com/office/word/2024/wordml/sdtformatlock" xmlns:w16se="http://schemas.microsoft.com/office/word/2015/wordml/symex" xmlns:wpg="http://schemas.microsoft.com/office/word/2010/wordprocessingGroup" xmlns:wpi="http://schemas.microsoft.com/office/word/2010/wordprocessingInk" xmlns:wne="http://schemas.microsoft.com/office/word/2006/wordml" xmlns:wps="http://schemas.microsoft.com/office/word/2010/wordprocessingShape" mc:Ignorable="w14 w15 w16se w16cid w16 w16cex w16sdtdh w16sdtfl w16du wp14">
   <w:body>
     <w:p>
       <w:pPr>
@@ -12,35 +12,7 @@
     </w:p>
     <w:p>
       <w:r>
-        <w:t>Detta dokument behandlar höga naturvärden i avverkningsanmälan Björnberget NV i Bjurholms kommun. Denna avverkningsanmälan inkom 2025-08-02 och omfattar 80,6 ha.</w:t>
-      </w:r>
-    </w:p>
-    <w:p>
-      <w:r>
-        <w:t>Vi begär härmed att Skogsstyrelsen fattar beslut enligt miljöbalken som säkerställer att skogens höga naturvärden bevaras samt säkerställer att EU-lagstiftning efterlevs och att artskyddsbrott förhindras. Vi önskar även ta del av de ställningstaganden och beslut som myndigheterna meddelar till följd av aktuell avverkningsanmälan och föreningens inlaga (se 34 § förvaltningslagen).</w:t>
-      </w:r>
-    </w:p>
-    <w:p>
-      <w:r>
-        <w:t>Nedan beskrivs fynd av naturvårdsarter och fridlysta arter som gjorts i det avverkningsanmälda området. I BILAGA 1 finns artfakta om fridlysta och rödlistade arter.</w:t>
-      </w:r>
-    </w:p>
-    <w:p>
-      <w:pPr>
-        <w:pStyle w:val="Heading1"/>
-      </w:pPr>
-      <w:r>
-        <w:t>Naturvårdsarter</w:t>
-      </w:r>
-    </w:p>
-    <w:p>
-      <w:r>
-        <w:t>I avverkningsanmälan har följande 24 naturvårdsarter hittats: blå taggsvamp (NT), doftskinn (NT), garnlav (NT), granticka (NT), lunglav (NT), mörk kolflarnlav (NT), orange taggsvamp (NT), skrovlig taggsvamp (NT), småflikig brosklav (NT), svart taggsvamp (NT), tallticka (NT), ullticka (NT), violettgrå tagellav (NT), bronshjon (S), bårdlav (S), dropptaggsvamp (S), korallblylav (S), luddlav (S), norrlandslav (S), skarp dropptaggsvamp (S), skuggblåslav (S), stuplav (S), vedticka (S) och lavskrika (§4). Av dessa är 13 rödlistade. För rödlistade arter har rödlistekategorin angivits inom parentes. Arter som är signalarter enligt Skogsstyrelsen har markerats med (S). För fridlysta arter anges även paragrafen i Artskyddsförordningen som arten är fridlyst enligt.</w:t>
-      </w:r>
-    </w:p>
-    <w:p>
-      <w:r>
-        <w:t>De påträffade naturvårdsarterna är ett tydligt kvitto på att detta rör sig om en skog med höga naturvärden. I Figur 1 visas en karta över det avverkningsanmälda området, där samtliga fyndplatser för naturvårdsarter som finns registrerade på Artportalen har markerats.</w:t>
+        <w:t>Denna tillsynsbegäran behandlar höga naturvärden i avverkningsanmälan Björnberget NV i Bjurholms kommun som inkom 2026-07-12 och omfattar 80,6 ha.</w:t>
       </w:r>
     </w:p>
     <w:p>
@@ -50,7 +22,7 @@
       <w:r>
         <w:drawing>
           <wp:inline xmlns:a="http://schemas.openxmlformats.org/drawingml/2006/main" xmlns:pic="http://schemas.openxmlformats.org/drawingml/2006/picture">
-            <wp:extent cx="5486400" cy="4184409"/>
+            <wp:extent cx="5362795" cy="5724000"/>
             <wp:docPr id="1" name="Picture 1"/>
             <wp:cNvGraphicFramePr>
               <a:graphicFrameLocks noChangeAspect="1"/>
@@ -71,7 +43,7 @@
                   <pic:spPr>
                     <a:xfrm>
                       <a:off x="0" y="0"/>
-                      <a:ext cx="5486400" cy="4184409"/>
+                      <a:ext cx="5362795" cy="5724000"/>
                     </a:xfrm>
                     <a:prstGeom prst="rect"/>
                   </pic:spPr>
@@ -85,219 +57,15 @@
     <w:p>
       <w:pPr>
         <w:pStyle w:val="Caption"/>
+        <w:spacing w:after="240"/>
       </w:pPr>
       <w:r>
-        <w:t>Figur 1. Fyndplatser för naturvårdsarter i det avverkningsanmälda området (röd linje). Markörer utan svart kant är placerade på fyndplatsen. Markörer med svart kant är placerade vid sidan av fyndplatsen och har ett svart streck som visar fyndplatsens exakta position. Kartans mittpunktskoordinat är N 7093566, E 684675 i SWEREF 99 TM.</w:t>
+        <w:t>Figur 1. Fyndplatser för naturvårdsarter i och inom 14 meter från avverkningsanmälan. Markörer utan svart kant är placerade på fyndplatsen. Markörer med svart kant är placerade vid sidan av fyndplatsen har ett svart streck som visar fyndplatsens exakta position. Kartans mittpunktskoordinat är N 7093566, E 684675 i SWEREF 99 TM.</w:t>
       </w:r>
     </w:p>
     <w:p>
       <w:r>
-        <w:rPr>
-          <w:b/>
-        </w:rPr>
-        <w:t xml:space="preserve">Blå taggsvamp (NT) </w:t>
-      </w:r>
-      <w:r>
-        <w:t>är en karaktärsart i såväl örtrika kalkbarrskogar som i torra sandtallskogar där det föreligger gammal skog med långvarig trädkontinuitet. Är sällsynt och mycket kravfull i södra och mellersta Sverige. Den hotas främst av skogsavverkning och tycks försvinna efter slutavverkning, markberedning och plantering. I kalkgranskogar verkar arten vara mycket känslig. Granskogar med arten bör formellt skydddas (SLU Artdatabanken, 2024; Nitare &amp; Skogsstyrelsen, 2019).</w:t>
-      </w:r>
-    </w:p>
-    <w:p>
-      <w:r>
-        <w:rPr>
-          <w:b/>
-        </w:rPr>
-        <w:t>Doftskinn (NT)</w:t>
-      </w:r>
-      <w:r>
-        <w:t>, rödlistad som nära hotad, är en mycket bra signalart för boreal granskog och indikerar ett gran-skogsekosystem med lång kontinuitet av grova lågor. Arten är placerad i toppen av Skogsstyrelsens värdepyramid för bedömning av skog med höga naturvärden och har klassats som en “urskogsindikator”, då den förekommer med ett tydligt optimum i helt eller nästan helt orörda skogar (Nitare &amp; Skogsstyrelsen, 2019).</w:t>
-      </w:r>
-    </w:p>
-    <w:p>
-      <w:r>
-        <w:rPr>
-          <w:b/>
-        </w:rPr>
-        <w:t>Garnlav (NT)</w:t>
-      </w:r>
-      <w:r>
-        <w:t xml:space="preserve"> är en utpräglad barrskogsart som ibland kan drapera träden i norrländska grannaturskogar med hög luftfuktighet. Den förekommer även i talldominerade bestånd där den, förutom i trädens grenverk, påträffas hängande över ojämnheter i tallbarken. Arten har minskat starkt i södra och mellersta Sverige och den minskar även i sitt nordliga utbredningsområde. Orsaken till tillbakagången beror främst på slutavverkningar av naturskogsartade skogar. Bestånd med riklig förekomst bör regelmässigt sparas. Garnlav är värdväxt för den mycket sällsynta och akut hotade fjärilen barrskogslavfly (CR) som hör hemma i boreala barrskogar med riklig förekomst av värdväxten. Tidigare kunde arten konstateras årligen på flera platser vid Dala-Floda i Dalarna innan lokalerna kalavverkades. Senaste fyndet i landet av barrskogslavfly är från år 2000 då den påträffades vid Högberget i Sollefteå kommun (SLU Artdatabanken, 2024).</w:t>
-      </w:r>
-    </w:p>
-    <w:p>
-      <w:r>
-        <w:rPr>
-          <w:b/>
-        </w:rPr>
-        <w:t>Granticka (NT)</w:t>
-      </w:r>
-      <w:r>
-        <w:t xml:space="preserve"> förekommer främst i äldre skogar med naturskogskaraktär, liksom i dimensionsavverkade och plockhuggna skogar. I äldre grannaturskog i norra Sverige är den alltjämt en förhållandevis vanlig karaktärsart, medan den längre söderut blir allt mer sällsynt. I Götaland och delar av Svealand är den en god signalart för skyddsvärda granskogsmiljöer. Arten bedöms ha minskat starkt under senare år på grund av skogsavverkningar, då den framför allt växer i äldre granskog med långvarig grankontinuitet. I urskogsliknande bestånd i norra Sverige kan ibland påträffas den mycket sällsynta tickan grantickeporing (VU), som lever på döda grantickor (SLU Artdatabanken, 2024; Nitare &amp; Skogsstyrelsen, 2019).</w:t>
-      </w:r>
-    </w:p>
-    <w:p>
-      <w:r>
-        <w:rPr>
-          <w:b/>
-        </w:rPr>
-        <w:t>Korallblylav</w:t>
-      </w:r>
-      <w:r>
-        <w:t xml:space="preserve"> växer på bark av asp, ask, rönn, sälg, bok och lönn och signalerar överallt skogsbestånd med höga naturvärden och den följs nästan alltid av andra ovanliga och rödlistade arter. Den indikerar hög och jämn luftfuktighet och växer främst i områden med lång skoglig kontinuitet där det funnits ett ständigt inslag av gamla lövträd (SLU Artdatabanken, 2024; Nitare &amp; Skogsstyrelsen, 2019).</w:t>
-      </w:r>
-    </w:p>
-    <w:p>
-      <w:r>
-        <w:rPr>
-          <w:b/>
-        </w:rPr>
-        <w:t>Lunglav (NT)</w:t>
-      </w:r>
-      <w:r>
-        <w:t xml:space="preserve"> är en av vårt lands främsta signalarter som överallt indikerar gamla lövträd, skogsbestånd med höga naturvärden och ekosystem med lång skoglig kontinuitet. Lokalt kan förekomsten vara mycket riklig men den hittas nästan enbart i gamla och ej slutavverkade skogar. Artens samtliga förekomster bör uppmärksammas från naturvårdssynpunkt, då många lokaler även hyser andra ovanliga och rödlistade arter. Rikliga förekomster bör skyddas med biotopskydd, frivilliga avsättningar eller reservat. Det finns ett antal sällsynta lavparasiter som växer på lunglav: lunglavsknapp (VU), skrovelmössing (DD), lunglavshårprick (DD), </w:t>
-      </w:r>
-      <w:r>
-        <w:rPr>
-          <w:i/>
-        </w:rPr>
-        <w:t>Calycina alstrupii</w:t>
-      </w:r>
-      <w:r>
-        <w:t xml:space="preserve"> (NA) och </w:t>
-      </w:r>
-      <w:r>
-        <w:rPr>
-          <w:i/>
-        </w:rPr>
-        <w:t>Chalara lobariae</w:t>
-      </w:r>
-      <w:r>
-        <w:t xml:space="preserve"> (NA) (SLU Artdatabanken, 2025; SLU Artdatabanken, 2024; Nitare &amp; Skogsstyrelsen, 2019).</w:t>
-      </w:r>
-    </w:p>
-    <w:p>
-      <w:r>
-        <w:rPr>
-          <w:b/>
-        </w:rPr>
-        <w:t>Mörk kolflarnlav (NT)</w:t>
-      </w:r>
-      <w:r>
-        <w:t xml:space="preserve"> är brandberoende och växer nästan uteslutande på kolad hård kärnved av tall. Arten förekommer främst i glesa, öppna tall- och blandbarrskogar av naturskogskaraktär och etableringen verkar ske sent efter brand, kanske först efter 100–300 år. Mörk kolflarnlav indikerar skog med höga naturvärden och vanligast är att den påträffas på rester av nedbrunna torrakor och högstubbar och lågstubbar som är så grova att hela innandömet är urbränt. Tall- och blandbarrskogar av naturskogskaraktär med spår av återkommande bränder hyser höga biologiska värden och bör skyddas (SLU Artdatabanken, 2024).</w:t>
-      </w:r>
-    </w:p>
-    <w:p>
-      <w:r>
-        <w:rPr>
-          <w:b/>
-        </w:rPr>
-        <w:t xml:space="preserve">Orange taggsvamp (NT) </w:t>
-      </w:r>
-      <w:r>
-        <w:t>bildar mykorrhiza med både gran och tall och den förekommer främst i äldre barrskogar med kontinuitetsskogskaraktär. Mest frekvent är den i äldre mossrik granskog, men då bara i skogar inom granens naturliga utbredningsområde och i bestånd med långvarig grankontinuitet. Den totala populationen i landet bedöms ha minskat kraftigt och fortsatt kommer att minska då arten är knuten till en produktiv skogsmiljö som successivt avverkas. Arten hotas främst av skogsavverkning och tycks försvinna efter slutavverkning, markberedning och plantering och det är inte känt att arten har återkommit i anlagd skog på tidigare kalmark (SLU Artdatabanken, 2024).</w:t>
-      </w:r>
-    </w:p>
-    <w:p>
-      <w:r>
-        <w:rPr>
-          <w:b/>
-        </w:rPr>
-        <w:t xml:space="preserve">Skrovlig taggsvamp (NT) </w:t>
-      </w:r>
-      <w:r>
-        <w:t>bildar mykorrhiza med tall i äldre tallskog, framför allt på tallhed. Den växer huvudsakligen i äldre barrskog som hotas av slutavverkning. Genom att äldre barrskogar och naturskogar blir allt sällsyntare, missgynnas arten av skogsbruk. Arten ingår i ett åtgärdsprogram för hotade arter (ÅGP) och en långsiktig tillgång till svampens värdträd behöver säkras genom att växtplatserna undantas från avverkning. Skrovlig taggsvamp är globalt rödlistad som nära hotad (NT) vilket innebär att Sverige har ett internationellt ansvar för arten (IUCN, 2025; SLU Artdatabanken, 2024; Nitare, 2006).</w:t>
-      </w:r>
-    </w:p>
-    <w:p>
-      <w:r>
-        <w:rPr>
-          <w:b/>
-        </w:rPr>
-        <w:t xml:space="preserve">Småflikig brosklav (NT) </w:t>
-      </w:r>
-      <w:r>
-        <w:t>signalerar i hela sitt utbredningsområde skogsbestånd med höga naturvärden. Den indikerar hög luftfuktighet och långvarig förekomst av asp (Nitare &amp; Skogsstyrelsen, 2019).</w:t>
-      </w:r>
-    </w:p>
-    <w:p>
-      <w:r>
-        <w:rPr>
-          <w:b/>
-        </w:rPr>
-        <w:t>Stuplav</w:t>
-      </w:r>
-      <w:r>
-        <w:t xml:space="preserve"> är en mycket bra signalart i hela sitt utbredningsområde och förekommer nästan enbart i skogsmiljöer med höga naturvärden. Den indikerar långvarig förekomst av gamla lövträd och miljöer med konstant hög luftfuktighet. I skogar med suboceaniskt klimat finns det en mycket sällsynt parasit, njurlavsknapp </w:t>
-      </w:r>
-      <w:r>
-        <w:rPr>
-          <w:i/>
-        </w:rPr>
-        <w:t>Pletocarpon nephromeum</w:t>
-      </w:r>
-      <w:r>
-        <w:t xml:space="preserve"> (EN), som växer på stuplav (SLU Artdatabanken, 2024; Nitare &amp; Skogsstyrelsen, 2019).</w:t>
-      </w:r>
-    </w:p>
-    <w:p>
-      <w:r>
-        <w:rPr>
-          <w:b/>
-        </w:rPr>
-        <w:t xml:space="preserve">Svart taggsvamp (NT) </w:t>
-      </w:r>
-      <w:r>
-        <w:t>bildar huvudsakligen mykorrhiza med gran och tall, men även med ek och bok. Slutavverkning utgör det största hotet mot arten och den överlever sannolikt inte en föryngringshuggning då barrträdens rötter dör efter avverkningen. Förekomsterna i barrskog är särskilt utsatta eftersom arten föredrar att växa i äldre, virkesrika skogar med högre bonitet, som avverkas i rask takt. Fler äldre, virkesrika barrskogar med högre bonitet måste formellt skyddas som biotopskyddsområden eller naturreservat. Även oskyddade växtplatser i lövskogsbiotoper bör få ett starkt skydd. Skogsområden med svart taggsvamp bör inte gallras eller plockhuggas om inte huggningen efterföljs av skogsbete (SLU Artdatabanken, 2024).</w:t>
-      </w:r>
-    </w:p>
-    <w:p>
-      <w:r>
-        <w:rPr>
-          <w:b/>
-        </w:rPr>
-        <w:t xml:space="preserve">Tallticka (NT) </w:t>
-      </w:r>
-      <w:r>
-        <w:t>uppträder först på tallar som är 100–150 år gamla men är vanligast på träd som är runt 150–200 år eller äldre. I skogslandskapet är den främst knuten till tallnaturskogar och restbiotoper med biologiskt gamla träd och signalerar vanligtvis skyddsvärda tallbestånd med höga naturvärden (SLU Artdatabanken, 2023; Nitare &amp; Skogsstyrelsen, 2019).</w:t>
-      </w:r>
-    </w:p>
-    <w:p>
-      <w:r>
-        <w:rPr>
-          <w:b/>
-        </w:rPr>
-        <w:t>Ullticka (NT)</w:t>
-      </w:r>
-      <w:r>
-        <w:t xml:space="preserve"> är knuten till restbestånd av barrnaturskog och förekommer med ett tydligt optimum i orörda eller måttligt påverkade gamla granskogar där det föreligger viss kontinuitet av grov död ved. Ullticka är en bra signalart inom hela sitt utbredningsområde och i södra Sverige är den sällsynt och en god signalart för skyddsvärda granskogsmiljöer. Den hotas av avverkning och fragmentering av naturskog och äldre granskog med lång trädkontinuitet. På ullticka kan ibland ulltickeporing (VU) påträffas - det är en sällsynt ticka som nyligen delats upp i tre olika arter: </w:t>
-      </w:r>
-      <w:r>
-        <w:rPr>
-          <w:i/>
-        </w:rPr>
-        <w:t xml:space="preserve">Skeletocutis brevispora </w:t>
-      </w:r>
-      <w:r>
-        <w:t>(ulltickeporing)</w:t>
-      </w:r>
-      <w:r>
-        <w:rPr>
-          <w:i/>
-        </w:rPr>
-        <w:t>, Skeletocutis delicata och Skeletocutis exilis</w:t>
-      </w:r>
-      <w:r>
-        <w:t>. De två sistnämnda arterna står för närvarande (2020) som ej bedömda i rödlistan (SLU Artdatabanken, 2024; Nitare &amp; Skogsstyrelsen, 2019; Miettinen &amp; Niemelä, 2018).</w:t>
-      </w:r>
-    </w:p>
-    <w:p>
-      <w:r>
-        <w:rPr>
-          <w:b/>
-        </w:rPr>
-        <w:t>Violettgrå tagellav (NT)</w:t>
-      </w:r>
-      <w:r>
-        <w:t xml:space="preserve"> växer nästan uteslutande i gamla olikåldriga barrnaturskogar med lång skoglig kontinuitet och är en utmärkt signal på skog med höga naturvärden. Slutavverkning av tidigare aldrig slutavverkad skog (kontinuitetsskog) är det största hotet. Biotopen nyskapas i begränsad omfattning och barrskog äldre än 160 år, där den violettgrå tagellaven huvudsakligen påträffas har minskat med 50% de senaste 50 åren. Lågproduktiv skogsmark där laven förekommer bör undantas från skogsbruk och rika förekomster i äldre granskog bör skyddas. Arten är känslig för uttorkning och det är väsentligt att tillräckligt stora bestånd avsätts (SLU Artdatabanken, 2024; Nitare &amp; Skogsstyrelsen, 2019).</w:t>
+        <w:t>I och inom 14 meter från avverkningsanmälan finns fynd av 22 naturvårdsarter, varav 15 är rödlistade, 1 är fridlyst, 19 är typiska (T) och 7 är signalarter (S): garnlav (VU, T), skrovlig taggsvamp (VU), blå taggsvamp (NT, T), doftskinn (NT, T), dropptaggsvamp (NT, T), lavskrika (NT, T, §4), lunglav (NT, T), mörk kolflarnlav (NT), orange taggsvamp (NT, T), skarp dropptaggsvamp (NT), skuggblåslav (NT, T), småflikig brosklav (NT, T), tallticka (NT, T), ullticka (NT, T), violettgrå tagellav (NT, T), bronshjon (S, T), bårdlav (S, T), korallblylav (S, T), luddlav (S, T), norrlandslav (S, T), stuplav (S, T) och vedticka (S, T). Se Figur 1.</w:t>
       </w:r>
     </w:p>
     <w:p>
@@ -305,17 +73,650 @@
         <w:pStyle w:val="Heading1"/>
       </w:pPr>
       <w:r>
-        <w:t>Fridlysta arter</w:t>
+        <w:t>Tillsynsbegäran</w:t>
       </w:r>
     </w:p>
     <w:p>
       <w:r>
-        <w:t>Följande fridlysta arter har sina livsmiljöer och växtplatser i den avverkningsanmälda skogen: lavskrika (§4).</w:t>
+        <w:t>Vi begär härmed att Skogsstyrelsen fattar beslut enligt miljöbalken som säkerställer att skogens höga naturvärden bevaras samt att EU-lagstiftning efterlevs och att artskyddsbrott förhindras.</w:t>
       </w:r>
     </w:p>
     <w:p>
       <w:r>
-        <w:t xml:space="preserve">Observera att medlemsländerna är skyldiga att agera i enlighet med EU:s fågeldirektiv där det uttryckligen står att direktivet gäller för fåglar samt för deras ägg, bon och </w:t>
+        <w:t>Vi begär vidare att Skogsstyrelsen säkerställer att inga skador eller försämringar av naturtypens bevarandestatus i området tillåts ske. Se Rådets direktiv 92/43/EEG samt ickeförsämringskravet i EU:s naturrestaureringsförordning (EU 2024/1991).</w:t>
+      </w:r>
+    </w:p>
+    <w:p>
+      <w:r>
+        <w:t>Vi önskar även ta del av de ställningstaganden och beslut som myndigheten meddelar till följd av aktuell avverkningsanmälan och föreningens inlaga (se 34 § förvaltningslagen).</w:t>
+      </w:r>
+    </w:p>
+    <w:p>
+      <w:pPr>
+        <w:pStyle w:val="Heading1"/>
+      </w:pPr>
+      <w:r>
+        <w:t>Naturvårdsarter och fridlysta arter</w:t>
+      </w:r>
+    </w:p>
+    <w:p>
+      <w:r>
+        <w:t>Nedan följer beskrivningar av de naturvårdsarter och fridlysta arter som har sina livsmiljöer och växtplatser i den avverkningsanmälda skogen. Se även ytterligare artfakta i BILAGA 1. De påträffade naturvårdsarterna är ett tydligt kvitto på att det rör sig om en skog med höga naturvärden.</w:t>
+      </w:r>
+    </w:p>
+    <w:p>
+      <w:r>
+        <w:rPr>
+          <w:b/>
+        </w:rPr>
+        <w:t>Garnlav (VU)</w:t>
+      </w:r>
+      <w:r>
+        <w:t xml:space="preserve"> är en utpräglad barrskogsart som ibland kan drapera träden i norrländska grannaturskogar med hög luftfuktighet. Den förekommer även i talldominerade bestånd där den, förutom i trädens grenverk, påträffas hängande över ojämnheter i tallbarken. Arten har minskat starkt i södra och mellersta Sverige och den minskar även i sitt nordliga utbredningsområde. Minskningstakten uppgår till 30 (20–50) % inom 50 år och överstiger gränsvärdet för Sårbar (VU). Orsaken till tillbakagången beror främst på slutavverkningar av naturskogsartade skogar. Bestånd med riklig förekomst bör regelmässigt sparas, vilket även gynnar flera andra sällsynta och rödlistade arter. Garnlav är värdväxt för den mycket sällsynta och akut hotade fjärilen barrskogslavfly (CR) som hör hemma i boreala barrskogar med riklig förekomst av värdväxten. Tidigare kunde arten konstateras årligen på flera platser vid Dala-Floda i Dalarna innan lokalerna kalavverkades. Senaste fyndet i landet av barrskogslavfly är från år 2000 då den påträffades vid Högberget i Sollefteå kommun. Garnlav är typisk art för </w:t>
+      </w:r>
+      <w:r>
+        <w:rPr>
+          <w:i/>
+        </w:rPr>
+        <w:t xml:space="preserve">9010 Taiga </w:t>
+      </w:r>
+      <w:r>
+        <w:t>och</w:t>
+      </w:r>
+      <w:r>
+        <w:rPr>
+          <w:i/>
+        </w:rPr>
+        <w:t xml:space="preserve"> 9070 Trädklädd betesmark</w:t>
+      </w:r>
+      <w:r>
+        <w:t xml:space="preserve"> (SLU Artdatabanken, 2026).</w:t>
+      </w:r>
+    </w:p>
+    <w:p>
+      <w:r>
+        <w:rPr>
+          <w:b/>
+        </w:rPr>
+        <w:t xml:space="preserve">Skrovlig taggsvamp (VU) </w:t>
+      </w:r>
+      <w:r>
+        <w:t>bildar mykorrhiza med tall i äldre tallskog, framför allt på tallhed. Den växer huvudsakligen i äldre barrskog som hotas av slutavverkning. Genom att äldre barrskogar och naturskogar blir allt sällsyntare, missgynnas arten av skogsbruk. Arten ingår i ett åtgärdsprogram för hotade arter (ÅGP) och en långsiktig tillgång till svampens värdträd behöver säkras genom att växtplatserna undantas från avverkning. Skrovlig taggsvamp är globalt rödlistad som nära hotad (NT) vilket innebär att Sverige har ett internationellt ansvar för arten (IUCN, 2025; SLU Artdatabanken, 2026; Nitare, 2006).</w:t>
+      </w:r>
+    </w:p>
+    <w:p>
+      <w:r>
+        <w:rPr>
+          <w:b/>
+        </w:rPr>
+        <w:t xml:space="preserve">Blå taggsvamp (NT) </w:t>
+      </w:r>
+      <w:r>
+        <w:t xml:space="preserve">är en karaktärsart i såväl örtrika kalkbarrskogar som i torra sandtallskogar där det föreligger gammal skog med långvarig trädkontinuitet. Är sällsynt och mycket kravfull i södra och mellersta Sverige. Den hotas främst av skogsavverkning och tycks försvinna efter slutavverkning, markberedning och plantering. I kalkgranskogar verkar arten vara mycket känslig. Granskogar med arten bör formellt skydddas. Blå taggsvamp (NT) är typisk art för </w:t>
+      </w:r>
+      <w:r>
+        <w:rPr>
+          <w:i/>
+        </w:rPr>
+        <w:t>9010 Taiga</w:t>
+      </w:r>
+      <w:r>
+        <w:t xml:space="preserve"> (SLU Artdatabanken, 2024; Nitare &amp; Skogsstyrelsen, 2019).</w:t>
+      </w:r>
+    </w:p>
+    <w:p>
+      <w:r>
+        <w:rPr>
+          <w:b/>
+        </w:rPr>
+        <w:t>Doftskinn (NT)</w:t>
+      </w:r>
+      <w:r>
+        <w:t xml:space="preserve">, rödlistad som nära hotad, är en mycket bra signalart för boreal granskog och indikerar ett gran-skogsekosystem med lång kontinuitet av grova lågor. Arten är placerad i toppen av Skogsstyrelsens värdepyramid för bedömning av skog med höga naturvärden och har klassats som en “urskogsindikator”, då den förekommer med ett tydligt optimum i helt eller nästan helt orörda skogar. Doftskinn är typisk art för </w:t>
+      </w:r>
+      <w:r>
+        <w:rPr>
+          <w:i/>
+        </w:rPr>
+        <w:t xml:space="preserve">9010 Taiga </w:t>
+      </w:r>
+      <w:r>
+        <w:t>(SLU Artdatabanken, 2025; Nitare &amp; Skogsstyrelsen, 2019).</w:t>
+      </w:r>
+    </w:p>
+    <w:p>
+      <w:r>
+        <w:rPr>
+          <w:b/>
+        </w:rPr>
+        <w:t>Dropptaggsvamp (NT)</w:t>
+      </w:r>
+      <w:r>
+        <w:t xml:space="preserve"> bildar mykorrhiza med tall, främst i barrskog med trädkontinuitet, i magra, torra och ljusöppna lavtallskogar och i barrblandskogar med friskmossor och lingon i fältskiktet. Den totala populationen i landet har minskat och bedöms fortsätta minska till följd av slutavverkningar av tallskog. Det är högst oklart om arten långsiktigt kan etablera och reproducera sig i skogsbestånd som brukas med trakthyggesmetoder, markberedning, gödsling eller föryngring med förädlat plantmaterial. Uppfyller kriterierna för att bli rödlistad på grund av ny kunskap som visar att en större andel av populationen än tidigare bedömt är knuten till kontinuitetsbarrskog. Minskningstakten för den svenska populationen bedöms vara nära gränsvärdet för Sårbar (VU). Dropptaggsvamp är typisk art för </w:t>
+      </w:r>
+      <w:r>
+        <w:rPr>
+          <w:i/>
+        </w:rPr>
+        <w:t xml:space="preserve">9010 Taiga </w:t>
+      </w:r>
+      <w:r>
+        <w:t>(SLU Artdatabanken, 2026).</w:t>
+      </w:r>
+    </w:p>
+    <w:p>
+      <w:r>
+        <w:rPr>
+          <w:b/>
+        </w:rPr>
+        <w:t>Lavskrika (NT, §4)</w:t>
+      </w:r>
+      <w:r>
+        <w:t xml:space="preserve"> är rödlistad som nära hotad och fridlyst enligt 4§ artskyddsförordningen. Den har minskat med 20 (10–30) % under de senaste 15 åren och minskningstakten bedöms vara nära gränsvärdet för sårbar (VU). Lavskrikan är en mycket stationär fågel, som häckar i äldre, slutna och hänglavsrika barrskogar. Nyckelfaktorer är flerskiktad skog med rik undervegetation samt riklig förekomst av hänglavar. Reviren är livslånga med hemområden som varierar mellan 50 och 150 ha. Inom ett revir av hög kvalitet finns det som regel ett eller flera kärnområden (1–20 ha) med relativt tät flerskiktad granskog. Arten missgynnas när flerskiktad skog omförs till enskiktade bestånd och även röjning och hård gallring är starkt negativt. Lavskrikan har relativt stora hemområden och försvinner när den äldre skogen fragmenteras, särskilt allvarligt är när kärnområdena avverkas. Den försvinner successivt framför allt vid dess utbredningsgränser och populationen har minskat kontinuerligt under 2000-talet. Lavskrika är typisk art för </w:t>
+      </w:r>
+      <w:r>
+        <w:rPr>
+          <w:i/>
+        </w:rPr>
+        <w:t>9010 Taiga</w:t>
+      </w:r>
+      <w:r>
+        <w:t xml:space="preserve"> (SLU Artdatabanken, 2026; Skogsstyrelsen 2016).</w:t>
+      </w:r>
+    </w:p>
+    <w:p>
+      <w:r>
+        <w:rPr>
+          <w:b/>
+        </w:rPr>
+        <w:t>Lunglav (NT)</w:t>
+      </w:r>
+      <w:r>
+        <w:t xml:space="preserve"> är en av vårt lands främsta signalarter som överallt indikerar gamla lövträd, skogsbestånd med höga naturvärden och ekosystem med långskoglig kontinuitet. Lokalt kan förekomsten vara mycket riklig men den hittas nästan enbart i gamla och ej slutavverkade skogar. Artens samtliga förekomster bör uppmärksammas från naturvårdssynpunkt, då många lokaler även hyser andra ovanliga och rödlistade arter. Rikliga förekomster bör skyddas med biotopskydd, frivilliga avsättningar eller reservat. På lunglav kan de sällsynta lavparasiterna lunglavshårprick (CR), </w:t>
+      </w:r>
+      <w:r>
+        <w:rPr>
+          <w:i/>
+        </w:rPr>
+        <w:t>Abrothallus diederichii</w:t>
+      </w:r>
+      <w:r>
+        <w:t xml:space="preserve"> (VU), </w:t>
+      </w:r>
+      <w:r>
+        <w:rPr>
+          <w:i/>
+        </w:rPr>
+        <w:t>Abrothallus lobariae</w:t>
+      </w:r>
+      <w:r>
+        <w:t xml:space="preserve"> (VU), </w:t>
+      </w:r>
+      <w:r>
+        <w:rPr>
+          <w:i/>
+        </w:rPr>
+        <w:t>Calycina lobariae</w:t>
+      </w:r>
+      <w:r>
+        <w:t xml:space="preserve"> (VU), lunglavsknapp (VU) och skrovelmössing (VU) påträffas. Lunglav är typisk art för </w:t>
+      </w:r>
+      <w:r>
+        <w:rPr>
+          <w:i/>
+        </w:rPr>
+        <w:t>9010 Taiga, 9020 Nordlig ädellövskog, 9110 Näringsfattig bokskog, 9130 Näringsrik bokskog, 9160 Näringsrik ekskog, 9180 Ädellövskog i branter, 9190 Näringsfattig ekskog, 9070 Trädklädd betesmark, 9040 Fjällbjörkskog</w:t>
+      </w:r>
+      <w:r>
+        <w:t xml:space="preserve"> och</w:t>
+      </w:r>
+      <w:r>
+        <w:rPr>
+          <w:i/>
+        </w:rPr>
+        <w:t xml:space="preserve"> 6530 Lövängar</w:t>
+      </w:r>
+      <w:r>
+        <w:t xml:space="preserve"> (SLU Artdatabanken, 2026; Nitare &amp; Skogsstyrelsen, 2019).</w:t>
+      </w:r>
+    </w:p>
+    <w:p>
+      <w:r>
+        <w:rPr>
+          <w:b/>
+        </w:rPr>
+        <w:t>Mörk kolflarnlav (NT)</w:t>
+      </w:r>
+      <w:r>
+        <w:t xml:space="preserve"> är brandberoende och växer nästan uteslutande på kolad hård kärnved av tall. Arten förekommer främst i glesa, öppna tall- och blandbarrskogar av naturskogskaraktär och etableringen verkar ske sent efter brand, kanske först efter 100–300 år. Mörk kolflarnlav indikerar skog med höga naturvärden och vanligast är att den påträffas på rester av nedbrunna torrakor och högstubbar och lågstubbar som är så grova att hela innandömet är urbränt. Tall- och blandbarrskogar av naturskogskaraktär med spår av återkommande bränder hyser höga biologiska värden och bör skyddas (SLU Artdatabanken, 2024).</w:t>
+      </w:r>
+    </w:p>
+    <w:p>
+      <w:r>
+        <w:rPr>
+          <w:b/>
+        </w:rPr>
+        <w:t xml:space="preserve">Orange taggsvamp (NT) </w:t>
+      </w:r>
+      <w:r>
+        <w:t xml:space="preserve">bildar mykorrhiza med både gran och tall och den förekommer främst i äldre barrskogar med kontinuitetsskogskaraktär. Mest frekvent är den i äldre mossrik granskog, men då bara i skogar inom granens naturliga utbredningsområde och i bestånd med långvarig grankontinuitet. Den totala populationen i landet bedöms ha minskat kraftigt och fortsatt kommer att minska då arten är knuten till en produktiv skogsmiljö som successivt avverkas. Arten hotas främst av skogsavverkning och tycks försvinna efter slutavverkning, markberedning och plantering och det är inte känt att arten har återkommit i anlagd skog på tidigare kalmark. Orange taggsvamp är typisk art för </w:t>
+      </w:r>
+      <w:r>
+        <w:rPr>
+          <w:i/>
+        </w:rPr>
+        <w:t>9010 Taiga</w:t>
+      </w:r>
+      <w:r>
+        <w:t xml:space="preserve"> (SLU Artdatabanken, 2024).</w:t>
+      </w:r>
+    </w:p>
+    <w:p>
+      <w:r>
+        <w:rPr>
+          <w:b/>
+        </w:rPr>
+        <w:t xml:space="preserve">Skarp dropptaggsvamp (NT) </w:t>
+      </w:r>
+      <w:r>
+        <w:t>bildar mykorrhiza med både gran och tall, främst i barrskogar med trädkontinuitet. Arten uppträder dels i näringsrik kalkbarrskog och dels i sur lavtallskog. Kalkbarrskogarna är ofta grandominerade, olikåldriga och skiktade på frisk mark med ett örtrikt vegetationsskikt. Lavtallskogarna är i regel magra, torra, ljusöppna och ofta brandpräglade. Den totala populationen i landet har minskat och bedöms fortsätta minska till följd av avverkning av äldre barrskogar. Arten har begränsad förmåga att återetablera sig efter slutavverkning eller andra storskaliga skogsbruksåtgärder. Det saknas indikationer på att arten långsiktigt kan etablera eller reproducera sig i skogsbestånd som brukas med metoder som trakthyggesbruk, markberedning, gödsling eller föryngring med förädlat plantmaterial. Minskningstakten för den svenska populationen bedöms vara nära gränsvärdet för Sårbar (VU) (SLU Artdatabanken, 2026).</w:t>
+      </w:r>
+    </w:p>
+    <w:p>
+      <w:r>
+        <w:rPr>
+          <w:b/>
+        </w:rPr>
+        <w:t>Skuggblåslav (NT)</w:t>
+      </w:r>
+      <w:r>
+        <w:t xml:space="preserve"> växer på silikatsten eller gamla träd i äldre naturskogar med hög luftfuktighet. Den påverkas negativt av brist på kontinuitetsskog och minskningstakten för arten bedöms vara nära gränsvärdet för sårbar (VU). Skuggblåslav är typisk art för </w:t>
+      </w:r>
+      <w:r>
+        <w:rPr>
+          <w:i/>
+        </w:rPr>
+        <w:t xml:space="preserve">9010 Taiga </w:t>
+      </w:r>
+      <w:r>
+        <w:t>(Nitare &amp; Skogsstyrelsen, 2019; SLU Artdatabanken, 2026).</w:t>
+      </w:r>
+    </w:p>
+    <w:p>
+      <w:r>
+        <w:rPr>
+          <w:b/>
+        </w:rPr>
+        <w:t xml:space="preserve">Småflikig brosklav (NT) </w:t>
+      </w:r>
+      <w:r>
+        <w:t xml:space="preserve">signalerar i hela sitt utbredningsområde skogsbestånd med höga naturvärden. Den indikerar hög luftfuktighet och långvarig förekomst av asp. Småflikig brosklav är typisk art för </w:t>
+      </w:r>
+      <w:r>
+        <w:rPr>
+          <w:i/>
+        </w:rPr>
+        <w:t>9010 Taiga</w:t>
+      </w:r>
+      <w:r>
+        <w:t xml:space="preserve"> (Nitare &amp; Skogsstyrelsen, 2019; SLU Artdatabanken, 2025).</w:t>
+      </w:r>
+    </w:p>
+    <w:p>
+      <w:r>
+        <w:rPr>
+          <w:b/>
+        </w:rPr>
+        <w:t xml:space="preserve">Tallticka (NT) </w:t>
+      </w:r>
+      <w:r>
+        <w:t xml:space="preserve">uppträder först på tallar som är 100–150 år gamla men är vanligast på träd som är runt 150–200 år eller äldre. I skogslandskapet är den främst knuten till tallnaturskogar och restbiotoper med biologiskt gamla träd och signalerar vanligtvis skyddsvärda tallbestånd med höga naturvärden. Tallticka är typisk art för </w:t>
+      </w:r>
+      <w:r>
+        <w:rPr>
+          <w:i/>
+        </w:rPr>
+        <w:t xml:space="preserve">9010 Taiga </w:t>
+      </w:r>
+      <w:r>
+        <w:t xml:space="preserve">och </w:t>
+      </w:r>
+      <w:r>
+        <w:rPr>
+          <w:i/>
+        </w:rPr>
+        <w:t>9060 Åsbarrskog</w:t>
+      </w:r>
+      <w:r>
+        <w:t xml:space="preserve"> (SLU Artdatabanken, 2023; Nitare &amp; Skogsstyrelsen, 2019).</w:t>
+      </w:r>
+    </w:p>
+    <w:p>
+      <w:r>
+        <w:rPr>
+          <w:b/>
+        </w:rPr>
+        <w:t>Ullticka (NT)</w:t>
+      </w:r>
+      <w:r>
+        <w:t xml:space="preserve"> är knuten till restbestånd av barrnaturskog och förekommer med ett tydligt optimum i orörda eller måttligt påverkade gamla granskogar där det föreligger viss kontinuitet av grov död ved. Ullticka är en bra signalart inom hela sitt utbredningsområde och i södra Sverige är den sällsynt och en god signalart för skyddsvärda granskogsmiljöer. Den hotas av avverkning och fragmentering av naturskog och äldre granskog med lång trädkontinuitet. På ullticka kan ibland ulltickeporing (VU) påträffas - det är en sällsynt ticka som nyligen delats upp i de tre olika arterna ulltickeporing </w:t>
+      </w:r>
+      <w:r>
+        <w:rPr>
+          <w:i/>
+        </w:rPr>
+        <w:t xml:space="preserve">Skeletocutis brevispora </w:t>
+      </w:r>
+      <w:r>
+        <w:t>(VU)</w:t>
+      </w:r>
+      <w:r>
+        <w:rPr>
+          <w:i/>
+        </w:rPr>
+        <w:t>, Skeletocutis delicata</w:t>
+      </w:r>
+      <w:r>
+        <w:t xml:space="preserve"> (VU)</w:t>
+      </w:r>
+      <w:r>
+        <w:rPr>
+          <w:i/>
+        </w:rPr>
+        <w:t xml:space="preserve"> och Skeletocutis exilis</w:t>
+      </w:r>
+      <w:r>
+        <w:t xml:space="preserve"> (NT). Ullticka är typisk art för </w:t>
+      </w:r>
+      <w:r>
+        <w:rPr>
+          <w:i/>
+        </w:rPr>
+        <w:t xml:space="preserve">9010 Taiga, 9050 Näringsrik granskog </w:t>
+      </w:r>
+      <w:r>
+        <w:t xml:space="preserve">och </w:t>
+      </w:r>
+      <w:r>
+        <w:rPr>
+          <w:i/>
+        </w:rPr>
+        <w:t>9030 Landhöjningsskog</w:t>
+      </w:r>
+      <w:r>
+        <w:t xml:space="preserve"> (SLU Artdatabanken, 2026; Nitare &amp; Skogsstyrelsen, 2019; Miettinen &amp; Niemelä, 2018).</w:t>
+      </w:r>
+    </w:p>
+    <w:p>
+      <w:r>
+        <w:rPr>
+          <w:b/>
+        </w:rPr>
+        <w:t>Violettgrå tagellav (NT)</w:t>
+      </w:r>
+      <w:r>
+        <w:t xml:space="preserve"> växer nästan uteslutande i gamla olikåldriga barrnaturskogar med lång skoglig kontinuitet och är en utmärkt signal på skog med höga naturvärden. Slutavverkning av tidigare aldrig slutavverkad skog (kontinuitetsskog) är det största hotet. Biotopen nyskapas i begränsad omfattning och barrskog äldre än 160 år, där den violettgrå tagellaven huvudsakligen påträffas har minskat med 50% de senaste 50 åren. Lågproduktiv skogsmark där laven förekommer bör undantas från skogsbruk och rika förekomster i äldre granskog bör skyddas. Arten är känslig för uttorkning och det är väsentligt att tillräckligt stora bestånd avsätts. Violettgrå tagellav är typisk art för </w:t>
+      </w:r>
+      <w:r>
+        <w:rPr>
+          <w:i/>
+        </w:rPr>
+        <w:t>9010 Taiga</w:t>
+      </w:r>
+      <w:r>
+        <w:t xml:space="preserve"> (SLU Artdatabanken, 2024; Nitare &amp; Skogsstyrelsen, 2019).</w:t>
+      </w:r>
+    </w:p>
+    <w:p>
+      <w:r>
+        <w:rPr>
+          <w:b/>
+        </w:rPr>
+        <w:t>Bronshjon</w:t>
+      </w:r>
+      <w:r>
+        <w:t xml:space="preserve"> är en skalbagge vars larvutveckling sker under grov bark på stammar av döda eller döende barrträd, främst gran, i mindre omfattning tall. Arten är knuten till äldre, naturskogslik granskog med inslag av torkande träd. Bronshjon är typisk art för </w:t>
+      </w:r>
+      <w:r>
+        <w:rPr>
+          <w:i/>
+        </w:rPr>
+        <w:t>9010 Taiga</w:t>
+      </w:r>
+      <w:r>
+        <w:t xml:space="preserve"> (SLU Artdatabanken, 2025).</w:t>
+      </w:r>
+    </w:p>
+    <w:p>
+      <w:r>
+        <w:rPr>
+          <w:b/>
+        </w:rPr>
+        <w:t>Bårdlav</w:t>
+      </w:r>
+      <w:r>
+        <w:t xml:space="preserve"> signalerar miljöer med höga naturvärden och på lokalerna finns vanligtvis många andra ovanliga och rödlistade arter. Den visar även på platser med hög och jämn luftfuktighet. På bårdlav och andra njurlavar (Nephroma) kan de sällsynta parasiterna </w:t>
+      </w:r>
+      <w:r>
+        <w:rPr>
+          <w:i/>
+        </w:rPr>
+        <w:t xml:space="preserve">Protounguicularia nephromatis </w:t>
+      </w:r>
+      <w:r>
+        <w:t xml:space="preserve">(VU) och </w:t>
+      </w:r>
+      <w:r>
+        <w:rPr>
+          <w:i/>
+        </w:rPr>
+        <w:t xml:space="preserve">Tremella nephromatis </w:t>
+      </w:r>
+      <w:r>
+        <w:t xml:space="preserve">(DD) påträffas. Bårdlav är typisk art för </w:t>
+      </w:r>
+      <w:r>
+        <w:rPr>
+          <w:i/>
+        </w:rPr>
+        <w:t xml:space="preserve">9010 Taiga, 9020 Nordlig ädellövskog, 9070 Trädklädd betesmark, 9110 Näringsfattig bokskog, 9160 Näringsrik ekskog, 9180 Ädellövskog i branter </w:t>
+      </w:r>
+      <w:r>
+        <w:t>och</w:t>
+      </w:r>
+      <w:r>
+        <w:rPr>
+          <w:i/>
+        </w:rPr>
+        <w:t xml:space="preserve"> 9190 Näringsfattig ekskog</w:t>
+      </w:r>
+      <w:r>
+        <w:t xml:space="preserve"> (SLU Artdatabanken, 2026; Nitare &amp; Skogsstyrelsen, 2019).</w:t>
+      </w:r>
+    </w:p>
+    <w:p>
+      <w:r>
+        <w:rPr>
+          <w:b/>
+        </w:rPr>
+        <w:t>Korallblylav</w:t>
+      </w:r>
+      <w:r>
+        <w:t xml:space="preserve"> växer på bark av asp, ask, rönn, sälg, bok och lönn och signalerar överallt skogsbestånd med höga naturvärden och den följs nästan alltid av andra ovanliga och rödlistade arter. Den indikerar hög och jämn luftfuktighet och växer främst i områden med lång skoglig kontinuitet där det funnits ett ständigt inslag av gamla lövträd. Korallblylav är typisk art för </w:t>
+      </w:r>
+      <w:r>
+        <w:rPr>
+          <w:i/>
+        </w:rPr>
+        <w:t xml:space="preserve">9020 Nordlig ädellövskog, 9070 Trädklädd betesmark, 9160 Näringsrik ekskog, 9180 Ädellövskog i branter </w:t>
+      </w:r>
+      <w:r>
+        <w:t>och</w:t>
+      </w:r>
+      <w:r>
+        <w:rPr>
+          <w:i/>
+        </w:rPr>
+        <w:t xml:space="preserve"> 9190 Näringsfattig ekskog</w:t>
+      </w:r>
+      <w:r>
+        <w:t xml:space="preserve"> (SLU Artdatabanken, 2024; Nitare &amp; Skogsstyrelsen, 2019).</w:t>
+      </w:r>
+    </w:p>
+    <w:p>
+      <w:r>
+        <w:rPr>
+          <w:b/>
+        </w:rPr>
+        <w:t>Luddlav</w:t>
+      </w:r>
+      <w:r>
+        <w:t xml:space="preserve"> signalerar lång skoglig kontinuitet med ett stabilt lokal- och mikroklimat med hög och jämn fuktighet. Luddlav är typisk art för </w:t>
+      </w:r>
+      <w:r>
+        <w:rPr>
+          <w:i/>
+        </w:rPr>
+        <w:t>9010 Taiga,</w:t>
+      </w:r>
+      <w:r>
+        <w:t xml:space="preserve"> </w:t>
+      </w:r>
+      <w:r>
+        <w:rPr>
+          <w:i/>
+        </w:rPr>
+        <w:t xml:space="preserve">9020 Nordlig ädellövskog, 9070 Trädklädd betesmark, 9110 Näringsfattig bokskog, 9180 Ädellövskog i branter </w:t>
+      </w:r>
+      <w:r>
+        <w:t>och</w:t>
+      </w:r>
+      <w:r>
+        <w:rPr>
+          <w:i/>
+        </w:rPr>
+        <w:t xml:space="preserve"> 9190 Näringsfattig ekskog </w:t>
+      </w:r>
+      <w:r>
+        <w:t>(Nitare &amp; Skogsstyrelsen, 2019; SLU Artdatabanken, 2025).</w:t>
+      </w:r>
+    </w:p>
+    <w:p>
+      <w:r>
+        <w:rPr>
+          <w:b/>
+        </w:rPr>
+        <w:t xml:space="preserve">Norrlandslav </w:t>
+      </w:r>
+      <w:r>
+        <w:t xml:space="preserve">indikerar söder om den naturliga norrlandsgränsen barrskogsbeklädda bergbranter eller andra ostörda skogsmiljöer med höga naturvärden. Norrlandslav är typisk art för </w:t>
+      </w:r>
+      <w:r>
+        <w:rPr>
+          <w:i/>
+        </w:rPr>
+        <w:t xml:space="preserve">9010 Taiga, 8110 Silikatrasmarker </w:t>
+      </w:r>
+      <w:r>
+        <w:t>och</w:t>
+      </w:r>
+      <w:r>
+        <w:rPr>
+          <w:i/>
+        </w:rPr>
+        <w:t xml:space="preserve"> 8120 Kalkrasmarker </w:t>
+      </w:r>
+      <w:r>
+        <w:t>(Nitare &amp; Skogsstyrelsen, 2000; SLU Artdatabanken, 2025).</w:t>
+      </w:r>
+    </w:p>
+    <w:p>
+      <w:r>
+        <w:rPr>
+          <w:b/>
+        </w:rPr>
+        <w:t>Stuplav</w:t>
+      </w:r>
+      <w:r>
+        <w:t xml:space="preserve"> är en mycket bra signalart i hela sitt utbredningsområde och förekommer nästan enbart i skogsmiljöer med höga naturvärden. Den indikerar långvarig förekomst av gamla lövträd och miljöer med konstant hög luftfuktighet. I skogar med suboceaniskt klimat finns det en mycket sällsynt parasit, njurlavsknapp </w:t>
+      </w:r>
+      <w:r>
+        <w:rPr>
+          <w:i/>
+        </w:rPr>
+        <w:t>Pletocarpon nephromeum</w:t>
+      </w:r>
+      <w:r>
+        <w:t xml:space="preserve"> (EN), som växer på stuplav. Ytterligare tre sällsynta lavparasiter, </w:t>
+      </w:r>
+      <w:r>
+        <w:rPr>
+          <w:i/>
+        </w:rPr>
+        <w:t>Protounguicularia nephromatis</w:t>
+      </w:r>
+      <w:r>
+        <w:t xml:space="preserve"> (VU), </w:t>
+      </w:r>
+      <w:r>
+        <w:rPr>
+          <w:i/>
+        </w:rPr>
+        <w:t>Refractohilum galligenum</w:t>
+      </w:r>
+      <w:r>
+        <w:t xml:space="preserve"> (NT) och </w:t>
+      </w:r>
+      <w:r>
+        <w:rPr>
+          <w:i/>
+        </w:rPr>
+        <w:t>Roselliniella nephromatis</w:t>
+      </w:r>
+      <w:r>
+        <w:t xml:space="preserve"> (DD), kan också påträffas på stuplav. Stuplav är typisk art för </w:t>
+      </w:r>
+      <w:r>
+        <w:rPr>
+          <w:i/>
+        </w:rPr>
+        <w:t>9010 Taiga</w:t>
+      </w:r>
+      <w:r>
+        <w:t xml:space="preserve"> (SLU Artdatabanken, 2026; Nitare &amp; Skogsstyrelsen, 2019).</w:t>
+      </w:r>
+    </w:p>
+    <w:p>
+      <w:r>
+        <w:rPr>
+          <w:b/>
+        </w:rPr>
+        <w:t xml:space="preserve">Vedticka </w:t>
+      </w:r>
+      <w:r>
+        <w:t xml:space="preserve">är en bra signalart söder om den naturliga norrlandsgränsen. Den är huvudsakligen knuten till äldre barrskogar där det föreligger långvarig kontinuitet av död barrved. Vedticka är typisk art för </w:t>
+      </w:r>
+      <w:r>
+        <w:rPr>
+          <w:i/>
+        </w:rPr>
+        <w:t xml:space="preserve">9010 Taiga </w:t>
+      </w:r>
+      <w:r>
+        <w:t>(Nitare &amp; Skogsstyrelsen, 2019; SLU Artdatabanken, 2025).</w:t>
+      </w:r>
+    </w:p>
+    <w:p>
+      <w:pPr>
+        <w:pStyle w:val="Heading1"/>
+      </w:pPr>
+      <w:r>
+        <w:t>EU:s fågeldirektiv</w:t>
+      </w:r>
+    </w:p>
+    <w:p>
+      <w:r>
+        <w:t xml:space="preserve">Europeiska unionens medlemsländer är skyldiga att agera i enlighet med EU:s fågeldirektiv där det uttryckligen står att direktivet gäller för fåglar samt för deras ägg, bon och </w:t>
       </w:r>
       <w:r>
         <w:rPr>
@@ -328,19 +729,75 @@
       </w:r>
     </w:p>
     <w:p>
+      <w:pPr>
+        <w:pStyle w:val="Heading1"/>
+      </w:pPr>
+      <w:r>
+        <w:t>Typiska arter och EU:s art- och habitatdirektiv</w:t>
+      </w:r>
+    </w:p>
+    <w:p>
+      <w:r>
+        <w:t>Typiska arter används för att lokalisera områden med gynnsam bevarandestatus för de naturtyper som är listade i EU:s art- och habitatdirektiv. Ett exempel är Västlig taiga (EU-kod 9010) som saknar gynnsam bevarandestatus och minskar starkt som naturtyp i Sverige. Naturvårdsverket skriver i sin vägledning för Västlig taiga att dylika miljöer förutsätter normalt att skogarna skyddas långsiktigt, eftersom skogsbruk inte är förenligt med bevarande av naturtypen i gynnsamt tillstånd (Naturvårdsverket, 2011).</w:t>
+      </w:r>
+    </w:p>
+    <w:p>
+      <w:r>
+        <w:t>Följande typiska arter har sina livsmiljöer och växtplatser i den avverkningsanmälda skogen: garnlav (VU, T), blå taggsvamp (NT, T), doftskinn (NT, T), dropptaggsvamp (NT, T), lavskrika (NT, T, §4), lunglav (NT, T), orange taggsvamp (NT, T), skuggblåslav (NT, T), småflikig brosklav (NT, T), tallticka (NT, T), ullticka (NT, T), violettgrå tagellav (NT, T), bronshjon (S, T), bårdlav (S, T), korallblylav (S, T), luddlav (S, T), norrlandslav (S, T), stuplav (S, T) och vedticka (S, T).</w:t>
+      </w:r>
+    </w:p>
+    <w:p>
+      <w:r>
+        <w:t>Enligt Sveriges Artikel 17 rapportering 2013 och 2019 till EU, har naturtypen Västlig taiga (9010) dålig bevarandestatus med negativ trend inom Sveriges boreala region. Skogsbruksåtgärder som avverkning, röjning och gallring pekas ut som några av de främst bidragande orsakerna till naturtypens dåliga status och negativa trend (SLU Artdatabanken, 2019). I EU:s uppföljning av tillståndet för naturtyperna i Skandinavien 2013 – 2018 framgår det att i den boreala regionen är tillståndet så dåligt för Västlig taiga (9010) att habitatet löper allvarlig risk att försvinna regionalt (EEA, 2022). Det allvarliga läget för den biologiska mångfalden i skogen framhålls även i Skogsstyren rapport 2026/07:</w:t>
+      </w:r>
+    </w:p>
+    <w:p>
+      <w:r>
+        <w:rPr>
+          <w:i/>
+        </w:rPr>
+        <w:t>"All avverkning av kända skogliga värdekärnor och sannolika kontinuitetsskogar behöver upphöra för att fylla bristen om 1,56 miljoner hektar bevarad livsmiljötyp. På grund av begränsade kvarvarande arealer av värdekärnor, naturskogar och kontinuitetsskogar leder fortsatt förlust av dessa till en påtaglig risk för långsiktigt negativa effekter för biologisk mångfald i skogslandskapet. Att de återstående arealerna bevaras och ges ett långsiktigt skydd bedöms därför vara av avgörande betydelse."</w:t>
+      </w:r>
+      <w:r>
+        <w:t xml:space="preserve"> (Skogsstyrelsen, 2026).</w:t>
+      </w:r>
+    </w:p>
+    <w:p>
+      <w:r>
+        <w:t>Trots detta har statusen för Västlig taiga ändrats till otillräcklig i stället för dålig i den senaste Artikel 17 rapporteringen 2025. Av Naturvårdsverkets rapport framgår det dock att de ändrade statusbedömningarna jämfört med rapporteringen 2019 inte beror på faktiska miljöförändringar. Ändringarna är av teknisk karaktär och främst en följd av resultaten från genomförda regeringsuppdrag och beslut inför rapporteringen 2025. Det är alltså politisk styrning i stället för faktiska förhållanden i naturen som ändrat på naturtypernas status i rapporteringen, vilket rimmar dåligt med såväl art- och habitatdirektivets syften och mål som med naturrestaureringsförordningen. I praktiken har dock Sveriges nya sätt att rapportera bevarandestatus till EU inte någon betydelse eftersom Naturvårdsverkets rapportering 2025 visar att Västlig taiga</w:t>
+      </w:r>
       <w:r>
         <w:rPr>
           <w:b/>
         </w:rPr>
-        <w:t>Lavskrika (§4)</w:t>
-      </w:r>
-      <w:r>
-        <w:t>, prioriterad art i Skogsvårdslagen, är en mycket stationär fågel, som häckar i äldre, slutna och hänglavsrika barrskogar. Reviren är livslånga med hemområden som varierar mellan 50 och 150 ha. Inom ett revir av hög kvalitet finns det som regel ett eller flera kärnområden (1–20 ha) med relativt tät flerskiktad granskog. Arten missgynnas när flerskiktad skog omförs till enskiktade bestånd och även röjning och hård gallring är starkt negativt. Lavskrikan har relativt stora hemområden och försvinner när den äldre skogen fragmenteras, särskilt allvarligt är när kärnområdena avverkas. (Skogsstyrelsen 2016). Populationen har minskat med 20–40 % de senaste 30 åren. Arten försvinner successivt framför allt vid dess utbredningsgränser (SLU Artdatabanken, 2021).</w:t>
+        <w:t xml:space="preserve"> </w:t>
+      </w:r>
+      <w:r>
+        <w:t>inte har gynnsam bevarandestatus.</w:t>
       </w:r>
     </w:p>
     <w:p>
       <w:r>
-        <w:t>I BILAGA 1 finns mer detaljerad information om ekologi samt krav på livsmiljö hos fridlysta arter.</w:t>
+        <w:t>Åtgärder som vidtas i enlighet med art- och habitatdirektivet ska enligt Artikel 2 syfta till att bibehålla eller återställa en gynnsam bevarandestatus hos livsmiljöer samt arter och vilda djur och växter av gemenskapsintresse. Enligt prejudikat från EU-domstolen ska en skogsbruksverksamhet utföras på ett sådant sätt som utgör ett förebyggande och hållbart skogsbruk för att betraktas som förenlig med bevarandekraven i direktivet (se EU-domstolens dom i de förenade målen C 473-19 och C 474-19).</w:t>
+      </w:r>
+    </w:p>
+    <w:p>
+      <w:r>
+        <w:t xml:space="preserve">Av artikel 1.e samma direktiv framgår att en livsmiljös bevarandestatus anses " gynnsam" när — dess naturliga utbredningsområde och de ytor den täcker inom detta område är stabila eller ökande, och — den särskilda struktur och de särskilda funktioner som är nödvändiga för att den skall kunna bibehållas på lång sikt finns, och sannolikt kommer att finnas under en överskådlig framtid, och — bevarandestatusen hos dess </w:t>
+      </w:r>
+      <w:r>
+        <w:rPr>
+          <w:b/>
+        </w:rPr>
+        <w:t>typiska arter</w:t>
+      </w:r>
+      <w:r>
+        <w:t xml:space="preserve"> är gynnsam enligt definitionen i artikel 1.i.</w:t>
+      </w:r>
+    </w:p>
+    <w:p>
+      <w:r>
+        <w:t>EU-direktiv är bindande för EU:s medlemsländer varvid det ankommer på Skogsstyrelsen som nationell tillsynsmyndighet att beakta syftet med EU:s art- och habitatdirektiv vid prövningen av en skogsbruksverksamhet, se Rådets direktiv 92/43/EEG. Se ytterligare information om EU:s livsmiljödirektiv i bilaga 2.</w:t>
       </w:r>
     </w:p>
     <w:p>
@@ -368,7 +825,7 @@
     </w:p>
     <w:p>
       <w:r>
-        <w:t>Lavskrikan är fridlyst enligt 4 § artskyddsförordningen (2007:845) och ingår i förteckningen över prioriterade arter i Skogsstyrelsens föreskrifter och allmänna råd (SKSFS 2011:7) bilaga 4.</w:t>
+        <w:t>Lavskrika är rödlistad som nära hotad (NT), fridlyst enligt 4 § artskyddsförordningen (2007:845) och ingår i förteckningen över prioriterade arter i Skogsstyrelsens föreskrifter och allmänna råd (SKSFS 2011:7) bilaga 4. Lavskrikan är en mycket stationär fågel, som häckar i äldre, slutna och hänglavsrika barrskogar. Nyckelfaktorer är flerskiktad skog med rik undervegetation samt riklig förekomst av hänglavar (SLU Artdatabanken, 2026).</w:t>
       </w:r>
     </w:p>
     <w:p>
@@ -396,7 +853,16 @@
     </w:p>
     <w:p>
       <w:r>
-        <w:t>Populationen har minskat med 20–40 % de senaste 30 åren, men i Svensk Fågeltaxerings standardrutter varierar antalet kraftigt och ingen minskning kan skönjas de senaste 18 åren. Arten försvinner successivt framför allt vid dess utbredningsgränser (SLU Artdatabanken, 2022).</w:t>
+        <w:t xml:space="preserve">Populationen har minskat med 20 (10–30) % under de senaste 15 åren och minskningstakten bedöms vara nära gränsvärdet för sårbar (VU). Arten försvinner successivt framför allt vid dess utbredningsgränser och populationen har minskat kontinuerligt under 2000-talet. Lavskrika är typisk art för </w:t>
+      </w:r>
+      <w:r>
+        <w:rPr>
+          <w:i/>
+        </w:rPr>
+        <w:t>9010 Taiga</w:t>
+      </w:r>
+      <w:r>
+        <w:t xml:space="preserve"> (SLU Artdatabanken, 2026).</w:t>
       </w:r>
     </w:p>
     <w:p>
@@ -423,7 +889,7 @@
     </w:p>
     <w:p>
       <w:r>
-        <w:t xml:space="preserve">SLU Artdatabanken, 2021. </w:t>
+        <w:t xml:space="preserve">SLU Artdatabanken, 2026. </w:t>
       </w:r>
       <w:r>
         <w:rPr>
@@ -445,57 +911,57 @@
     </w:p>
     <w:p>
       <w:r>
-        <w:t>Lunglav (NT) är en av vårt lands främsta signalarter som överallt indikerar gamla lövträd, skogsbestånd med höga naturvärden och ekosystem med lång skoglig kontinuitet. Lokalt kan förekomsten vara mycket riklig men den hittas nästan enbart i gamla och ej slutavverkade skogar. Artens samtliga förekomster bör uppmärksammas från naturvårdssynpunkt, då många lokaler även hyser andra ovanliga och rödlistade arter. Rikliga förekomster bör skyddas med biotopskydd, frivilliga avsättningar eller reservat (SLU Artdatabanken, 2024; Nitare &amp; Skogsstyrelsen, 2019).</w:t>
-      </w:r>
-    </w:p>
-    <w:p>
-      <w:r>
-        <w:t xml:space="preserve">På lunglav kan man sällsynt finna små svarta skivlika bildningar som liknar apothecier men som är en parasitisk svamp, Lunglavsknapp </w:t>
+        <w:t xml:space="preserve">Lunglav (NT) är en av vårt lands främsta signalarter som överallt indikerar gamla lövträd, skogsbestånd med höga naturvärden och ekosystem med lång skoglig kontinuitet. Lokalt kan förekomsten vara mycket riklig men den hittas nästan enbart i gamla och ej slutavverkade skogar. Artens samtliga förekomster bör uppmärksammas från naturvårdssynpunkt, då många lokaler även hyser andra ovanliga och rödlistade arter, däribland de sällsynta lavparasiterna lunglavshårprick (CR), </w:t>
       </w:r>
       <w:r>
         <w:rPr>
           <w:i/>
         </w:rPr>
-        <w:t>Plectocarpon lichenum</w:t>
-      </w:r>
-      <w:r>
-        <w:t xml:space="preserve"> (VU). Det finns ytterligare ett antal parasiter vilka bara förekommer på lunglav: Skrovelmössing </w:t>
+        <w:t>Abrothallus diederichii</w:t>
+      </w:r>
+      <w:r>
+        <w:t xml:space="preserve"> (VU), </w:t>
       </w:r>
       <w:r>
         <w:rPr>
           <w:i/>
         </w:rPr>
-        <w:t>Dactylospora lobariella</w:t>
-      </w:r>
-      <w:r>
-        <w:t xml:space="preserve"> (rödlistad som Kunskapsbrist DD) och Lunglavshårprick </w:t>
+        <w:t>Abrothallus lobariae</w:t>
+      </w:r>
+      <w:r>
+        <w:t xml:space="preserve"> (VU), </w:t>
       </w:r>
       <w:r>
         <w:rPr>
           <w:i/>
         </w:rPr>
-        <w:t>Niesslia lobariae</w:t>
-      </w:r>
-      <w:r>
-        <w:t xml:space="preserve"> (rödlistad som Kunskapsbrist DD). Skrovelmössing (DD) har små svarta apothecier och bruna, 1-septerade sporer och Lunglavshårprick (DD) har brunhåriga perithecier och färglösa, 1-septerade sporer. Nyligen har ytterligare två lavparasiter påträffats i Sverige som växer på lunglav: </w:t>
+        <w:t>Calycina lobariae</w:t>
+      </w:r>
+      <w:r>
+        <w:t xml:space="preserve"> (VU), lunglavsknapp (VU) och skrovelmössing (VU), som växer på lunglav. Rikliga förekomster med lunglav bör skyddas med biotopskydd, frivilliga avsättningar eller reservat (SLU Artdatabanken, 2026; Nitare &amp; Skogsstyrelsen, 2019).</w:t>
+      </w:r>
+    </w:p>
+    <w:p>
+      <w:r>
+        <w:t xml:space="preserve">Lunglav är typisk art för </w:t>
       </w:r>
       <w:r>
         <w:rPr>
           <w:i/>
         </w:rPr>
-        <w:t>Calycina alstrupii</w:t>
-      </w:r>
-      <w:r>
-        <w:t xml:space="preserve"> (NA) och </w:t>
+        <w:t>9010 Taiga, 9020 Nordlig ädellövskog, 9110 Näringsfattig bokskog, 9130 Näringsrik bokskog, 9160 Näringsrik ekskog, 9180 Ädellövskog i branter, 9190 Näringsfattig ekskog, 9070 Trädklädd betesmark, 9040 Fjällbjörkskog</w:t>
+      </w:r>
+      <w:r>
+        <w:t xml:space="preserve"> och</w:t>
       </w:r>
       <w:r>
         <w:rPr>
           <w:i/>
         </w:rPr>
-        <w:t>Chalara lobariae</w:t>
-      </w:r>
-      <w:r>
-        <w:t xml:space="preserve"> (NA) (SLU Artdatabanken, 2025; SLU Artdatabanken, 2024; Nitare &amp; Skogsstyrelsen, 2019).</w:t>
+        <w:t xml:space="preserve"> 6530 Lövängar</w:t>
+      </w:r>
+      <w:r>
+        <w:t xml:space="preserve"> (SLU Artdatabanken, 2026).</w:t>
       </w:r>
     </w:p>
     <w:p>
@@ -522,7 +988,7 @@
     </w:p>
     <w:p>
       <w:r>
-        <w:t xml:space="preserve">SLU Artdatabanken, 2024. </w:t>
+        <w:t xml:space="preserve">SLU Artdatabanken, 2026. </w:t>
       </w:r>
       <w:r>
         <w:rPr>
@@ -536,16 +1002,250 @@
     </w:p>
     <w:p>
       <w:r>
-        <w:t xml:space="preserve">SLU Artdatabanken, 2025. </w:t>
-      </w:r>
+        <w:br w:type="page"/>
+      </w:r>
+    </w:p>
+    <w:p>
+      <w:pPr>
+        <w:pStyle w:val="Title"/>
+      </w:pPr>
+      <w:r>
+        <w:t>BILAGA 2 – EU:s art- och habitatdirektiv, fågeldirektiv och naturrestaureringsförordning</w:t>
+      </w:r>
+    </w:p>
+    <w:p>
+      <w:pPr>
+        <w:pStyle w:val="Heading2"/>
+      </w:pPr>
+      <w:r>
+        <w:t>Förenlighet med EU-direktiv</w:t>
+      </w:r>
+    </w:p>
+    <w:p>
+      <w:r>
+        <w:t>EU-direktiv är bindande för EU:s medlemsländer varvid det ankommer på Skogsstyrelsen som nationell tillsynsmyndighet att beakta syftet med EU:s art- och habitatdirektiv respektive fågeldirektiv vid prövningen av en skogsbruksverksamhet, se Rådets direktiv 92/43/EEG samt 2009/147/EG. Nationella regler som omfattas av ett EU-direktiv ska enligt fast rättspraxis tolkas i enlighet med direktivet, vilket medför en skyldighet för myndigheten att tolka bestämmelser i nationell rätt i ljuset av direktivets ordalydelse, sammanhang och de mål som eftersträvas med direktivet (se EU-domstolens dom i mål C 477/19).</w:t>
+      </w:r>
+    </w:p>
+    <w:p>
+      <w:r>
+        <w:t>EU:s medlemsstater åläggs i Artikel 3 i fågeldirektivet generella skyldigheter avseende skydd, bevarande och återställande av tillräckligt stora och varierande livsmiljöer för de fågelarter som omfattas av direktivet. Medlemsstaterna ska vidta de åtgärder som är nödvändiga för att bibehålla populationen av fågelarterna på en nivå som svarar särskilt mot ekologiska, vetenskapliga och kulturella behov, eller återupprätta populationen av dessa arter till en sådan nivå (se Europaparlamentets och rådets direktiv 2009/147/EG).</w:t>
+      </w:r>
+    </w:p>
+    <w:p>
+      <w:r>
+        <w:t>Åtgärder som vidtas i enlighet med art- och habitatdirektivet (92/43/EEG) ska enligt Artikel 2 syfta till att bibehålla eller återställa en gynnsam bevarandestatus hos livsmiljöer samt arter och vilda djur och växter av gemenskapsintresse. Enligt prejudikat från EU-domstolen ska en skogsbruksverksamhet utföras på ett sådant sätt som utgör ett förebyggande och hållbart skogsbruk för att betraktas som förenlig med bevarandekraven i direktivet (se EU-domstolens dom i de förenade målen C 473-19 och C 474-19).</w:t>
+      </w:r>
+    </w:p>
+    <w:p>
+      <w:r>
+        <w:t xml:space="preserve">Av artikel 1.e samma direktiv framgår att en livsmiljös bevarandestatus anses " gynnsam" när — dess naturliga utbredningsområde och de ytor den täcker inom detta område är stabila eller ökande, och — den särskilda struktur och de särskilda funktioner som är nödvändiga för att den skall kunna bibehållas på lång sikt finns, och sannolikt kommer att finnas under en överskådlig framtid, och — bevarandestatusen hos dess </w:t>
+      </w:r>
+      <w:r>
+        <w:rPr>
+          <w:b/>
+        </w:rPr>
+        <w:t>typiska arter</w:t>
+      </w:r>
+      <w:r>
+        <w:t xml:space="preserve"> är gynnsam enligt definitionen i artikel 1.i. Typiska arter används för att lokalisera områden med gynnsam bevarandestatus för de naturtyper som ingår i EU:s art- och habitatdirektiv.</w:t>
+      </w:r>
+    </w:p>
+    <w:p>
+      <w:r>
+        <w:t>Västlig taiga (EU-kod 9010) saknar gynnsam bevarandestatus och minskar starkt som naturtyp i Sverige. Naturvårdsverket skriver i sin vägledning för västlig taiga att dylika miljöer förutsätter normalt att skogarna skyddas långsiktigt, eftersom skogsbruk inte är förenligt med bevarande av naturtypen i gynnsamt tillstånd (Naturvårdsverket, 2011). Enligt Sveriges Artikel 17 rapportering 2013 och 2019 till EU, har naturtypen Västlig taiga (9010) dålig bevarandestatus med negativ trend inom Sveriges boreala region. Skogsbruksåtgärder som avverkning, röjning och gallring pekas ut som några av de främst bidragande orsakerna till naturtypens dåliga status och negativa trend (SLU Artdatabanken, 2019). I EU:s uppföljning av tillståndet för naturtyperna i Skandinavien 2013 – 2018 framgår det att i den boreala regionen är tillståndet så dåligt för Västlig taiga (9010) att habitatet löper allvarlig risk att försvinna regionalt (EEA, 2022). Det allvarliga läget för den biologiska mångfalden i skogen framhålls även i Skogsstyren rapport 2026/07:</w:t>
+      </w:r>
+    </w:p>
+    <w:p>
       <w:r>
         <w:rPr>
           <w:i/>
         </w:rPr>
-        <w:t xml:space="preserve">Över 20 nya lavparasiter för Sverige. </w:t>
-      </w:r>
-      <w:r>
-        <w:t>https://www.slu.se/artdatabanken/arter-och-natur/artiklar/over-20-nya-lavparasiter-for-sverige/</w:t>
+        <w:t>"All avverkning av kända skogliga värdekärnor och sannolika kontinuitetsskogar behöver upphöra för att fylla bristen om 1,56 miljoner hektar bevarad livsmiljötyp. På grund av begränsade kvarvarande arealer av värdekärnor, naturskogar och kontinuitetsskogar leder fortsatt förlust av dessa till en påtaglig risk för långsiktigt negativa effekter för biologisk mångfald i skogslandskapet. Att de återstående arealerna bevaras och ges ett långsiktigt skydd bedöms därför vara av avgörande betydelse."</w:t>
+      </w:r>
+      <w:r>
+        <w:t xml:space="preserve"> (Skogsstyrelsen, 2026).</w:t>
+      </w:r>
+    </w:p>
+    <w:p>
+      <w:pPr>
+        <w:pStyle w:val="Caption"/>
+      </w:pPr>
+      <w:r>
+        <w:drawing>
+          <wp:inline xmlns:a="http://schemas.openxmlformats.org/drawingml/2006/main" xmlns:pic="http://schemas.openxmlformats.org/drawingml/2006/picture">
+            <wp:extent cx="5486400" cy="2905862"/>
+            <wp:docPr id="2" name="Picture 2"/>
+            <wp:cNvGraphicFramePr>
+              <a:graphicFrameLocks noChangeAspect="1"/>
+            </wp:cNvGraphicFramePr>
+            <a:graphic>
+              <a:graphicData uri="http://schemas.openxmlformats.org/drawingml/2006/picture">
+                <pic:pic>
+                  <pic:nvPicPr>
+                    <pic:cNvPr id="0" name="uppföljning av västlig taiga.jpeg"/>
+                    <pic:cNvPicPr/>
+                  </pic:nvPicPr>
+                  <pic:blipFill>
+                    <a:blip r:embed="rId17"/>
+                    <a:stretch>
+                      <a:fillRect/>
+                    </a:stretch>
+                  </pic:blipFill>
+                  <pic:spPr>
+                    <a:xfrm>
+                      <a:off x="0" y="0"/>
+                      <a:ext cx="5486400" cy="2905862"/>
+                    </a:xfrm>
+                    <a:prstGeom prst="rect"/>
+                  </pic:spPr>
+                </pic:pic>
+              </a:graphicData>
+            </a:graphic>
+          </wp:inline>
+        </w:drawing>
+      </w:r>
+    </w:p>
+    <w:p>
+      <w:pPr>
+        <w:pStyle w:val="Caption"/>
+      </w:pPr>
+      <w:r>
+        <w:t>EU:s uppföljning av tillståndet för naturtypen Västlig taiga 9010 i Skandinavien 2013 - 2018. Av kartan framgår det att i den boreala regionen är tillståndet så dåligt (röd färg) att habitatet löper allvarlig risk att försvinna regionalt. Källa: European Environment Agency. https:// eunis.eea.europoa.eu/habitats/10176.</w:t>
+      </w:r>
+    </w:p>
+    <w:p>
+      <w:r>
+        <w:t>Trots det allvarliga läget har statusen för Västlig taiga ändrats till otillräcklig i stället för dålig i den senaste Artikel 17 rapporteringen 2025. Av Naturvårdsverkets rapport framgår det dock att de ändrade statusbedömningarna jämfört med rapporteringen 2019 inte beror på faktiska miljöförändringar. Ändringarna är av teknisk karaktär och främst en följd av resultaten från genomförda regeringsuppdrag och beslut inför rapporteringen 2025. Det är alltså politisk styrning i stället för faktiska förhållanden i naturen som ändrat på naturtypernas status i rapporteringen, vilket rimmar dåligt med såväl art- och habitatdirektivets syften och mål som med naturrestaureringsförordningen. I praktiken har dock Sveriges nya sätt att rapportera bevarandestatus till EU inte någon betydelse eftersom Naturvårdsverkets rapportering 2025 visar att Västlig taiga inte har gynnsam bevarandestatus.</w:t>
+      </w:r>
+    </w:p>
+    <w:p>
+      <w:pPr>
+        <w:pStyle w:val="Heading2"/>
+      </w:pPr>
+      <w:r>
+        <w:t>EU:s naturrestaureringsförordning</w:t>
+      </w:r>
+    </w:p>
+    <w:p>
+      <w:r>
+        <w:t>Enligt EU:s naturrestaureringsförordning (EU 2024/1991) ska minst 20 % av landområden och minst 20 % av havsarealen vara restaurerad senast 2030, samt alla ekosystem som är i behov av restaurering senast 2050. Det framgår också av förordningen att det är viktigt att livsmiljötyperna inte försämras innan eller efter att restaureringar genomförts, se exempelvis punkt 37 förordningen.</w:t>
+      </w:r>
+    </w:p>
+    <w:p>
+      <w:r>
+        <w:t>”</w:t>
+      </w:r>
+      <w:r>
+        <w:rPr>
+          <w:i/>
+        </w:rPr>
+        <w:t>Det är viktigt att medlemsstaterna vidtar åtgärder som syftar till att säkerställa att tillståndet för områden som täcks av livsmiljötyper som omfattas av denna förordning och som omfattas av restaureringsåtgärder uppvisar en kontinuerlig förbättring till dess att de uppnår ett gott tillstånd, och att medlemsstaterna vidtar åtgärder som syftar till att säkerställa att dessa livsmiljötyper, när de har uppnått ett gott tillstånd, inte försämras avsevärt, så att det långsiktiga bibehållandet eller uppnåendet av gott tillstånd inte äventyras. (..) Det är också viktigt att medlemsstaterna anstränger sig för att förhindra avsevärd försämring av områden som täcks av sådana livsmiljötyper som antingen redan är i gott skick eller som inte är i gott skick men ännu inte omfattas av restaureringsåtgärder.”</w:t>
+      </w:r>
+    </w:p>
+    <w:p>
+      <w:r>
+        <w:rPr>
+          <w:b/>
+          <w:i/>
+        </w:rPr>
+        <w:t>Artikel 4(12):</w:t>
+      </w:r>
+    </w:p>
+    <w:p>
+      <w:r>
+        <w:rPr>
+          <w:i/>
+        </w:rPr>
+        <w:t>Utan att det påverkar tillämpningen av direktiv 92/43/EEG ska medlemsstaterna, senast den dag då deras nationella restaureringsplaner offentliggörs i enlighet med artikel 17.6 i denna förordning, eftersträva att genomföra de åtgärder som krävs för att förhindra avsevärd försämring av områden där de livsmiljötyper som förtecknas i bilaga I till denna förordning förekommer och som är i gott tillstånd eller som krävs för att uppnå de restaureringsmål som anges i punkt 17 i den här artikeln.</w:t>
+      </w:r>
+    </w:p>
+    <w:p>
+      <w:r>
+        <w:rPr>
+          <w:b/>
+          <w:i/>
+        </w:rPr>
+        <w:t>Artikel 4 (17).   Medlemsstaterna ska säkerställa</w:t>
+      </w:r>
+    </w:p>
+    <w:p>
+      <w:r>
+        <w:rPr>
+          <w:i/>
+        </w:rPr>
+        <w:t>a) en ökning av arealen i gott tillstånd för de livsmiljötyper som förtecknas i bilaga I till dess att minst 90 % är i gott tillstånd och till dess att den gynnsamma referensarealen för varje livsmiljötyp i varje biogeografisk region inom den berörda medlemsstaten har uppnåtts.</w:t>
+      </w:r>
+    </w:p>
+    <w:p>
+      <w:r>
+        <w:t>Referenser</w:t>
+      </w:r>
+    </w:p>
+    <w:p>
+      <w:r>
+        <w:t xml:space="preserve">EEA European Environment Agency, 2022. </w:t>
+      </w:r>
+      <w:r>
+        <w:rPr>
+          <w:i/>
+        </w:rPr>
+        <w:t xml:space="preserve">Western taiga – Conservation status 2013-2018. </w:t>
+      </w:r>
+      <w:r>
+        <w:t>https:// eunis.eea.europoa.eu/habitats/10176.</w:t>
+      </w:r>
+    </w:p>
+    <w:p>
+      <w:r>
+        <w:t>EU-domstolens dom av den 2 juli 2020 i målet C 477/19 (Europeisk hamster) p. 23.</w:t>
+      </w:r>
+    </w:p>
+    <w:p>
+      <w:r>
+        <w:t>EU-domstolens dom av den 4 mars 2021 i de förenade målen C 473-19 och C 474-19 (Skydda skogen) p. 70 och 76.</w:t>
+      </w:r>
+    </w:p>
+    <w:p>
+      <w:r>
+        <w:t>Europaparlamentets och rådets direktiv 2009/147/EG av den 30 november 2009 om bevarande av vilda fåglar.</w:t>
+      </w:r>
+    </w:p>
+    <w:p>
+      <w:r>
+        <w:t>EUROPAPARLAMENTETS OCH RÅDETS FÖRORDNING (EU) 2024/1991 av den 24 juni 2024 om restaurering av natur och om ändring av förordning (EU) 2022/869.</w:t>
+      </w:r>
+    </w:p>
+    <w:p>
+      <w:r>
+        <w:t>Rådets direktiv 92/43/EEG av den 21 mj 1992 om bevarande av livsmiljöer samt vilda djur och växter.</w:t>
+      </w:r>
+    </w:p>
+    <w:p>
+      <w:r>
+        <w:t xml:space="preserve">Skogsstyrelsen, 2026. </w:t>
+      </w:r>
+      <w:r>
+        <w:rPr>
+          <w:i/>
+        </w:rPr>
+        <w:t>Biologisk mångfald i skogen.</w:t>
+      </w:r>
+      <w:r>
+        <w:t xml:space="preserve"> Rapport 2026/07.</w:t>
+      </w:r>
+    </w:p>
+    <w:p>
+      <w:r>
+        <w:t xml:space="preserve">SLU Artdatabanken, 2019. </w:t>
+      </w:r>
+      <w:r>
+        <w:rPr>
+          <w:i/>
+        </w:rPr>
+        <w:t>Sveriges arter och naturtyper i EU:s art- och habitatdirektiv.</w:t>
+      </w:r>
+      <w:r>
+        <w:t xml:space="preserve"> Resultat från rapportering 2019 till EU av bevarandestatus 2013-2018.</w:t>
       </w:r>
     </w:p>
     <w:sectPr>
@@ -566,7 +1266,7 @@
 </file>
 
 <file path=word/endnotes.xml><?xml version="1.0" encoding="utf-8"?>
-<w:endnotes xmlns:wpc="http://schemas.microsoft.com/office/word/2010/wordprocessingCanvas" xmlns:cx="http://schemas.microsoft.com/office/drawing/2014/chartex" xmlns:cx1="http://schemas.microsoft.com/office/drawing/2015/9/8/chartex" xmlns:cx2="http://schemas.microsoft.com/office/drawing/2015/10/21/chartex" xmlns:cx3="http://schemas.microsoft.com/office/drawing/2016/5/9/chartex" xmlns:cx4="http://schemas.microsoft.com/office/drawing/2016/5/10/chartex" xmlns:cx5="http://schemas.microsoft.com/office/drawing/2016/5/11/chartex" xmlns:cx6="http://schemas.microsoft.com/office/drawing/2016/5/12/chartex" xmlns:cx7="http://schemas.microsoft.com/office/drawing/2016/5/13/chartex" xmlns:cx8="http://schemas.microsoft.com/office/drawing/2016/5/14/chartex" xmlns:mc="http://schemas.openxmlformats.org/markup-compatibility/2006" xmlns:aink="http://schemas.microsoft.com/office/drawing/2016/ink" xmlns:am3d="http://schemas.microsoft.com/office/drawing/2017/model3d" xmlns:o="urn:schemas-microsoft-com:office:office" xmlns:oel="http://schemas.microsoft.com/office/2019/extlst" xmlns:r="http://schemas.openxmlformats.org/officeDocument/2006/relationships" xmlns:m="http://schemas.openxmlformats.org/officeDocument/2006/math" xmlns:v="urn:schemas-microsoft-com:vml" xmlns:wp14="http://schemas.microsoft.com/office/word/2010/wordprocessingDrawing" xmlns:wp="http://schemas.openxmlformats.org/drawingml/2006/wordprocessingDrawing" xmlns:w10="urn:schemas-microsoft-com:office:word" xmlns:w="http://schemas.openxmlformats.org/wordprocessingml/2006/main" xmlns:w14="http://schemas.microsoft.com/office/word/2010/wordml" xmlns:w15="http://schemas.microsoft.com/office/word/2012/wordml" xmlns:w16cex="http://schemas.microsoft.com/office/word/2018/wordml/cex" xmlns:w16cid="http://schemas.microsoft.com/office/word/2016/wordml/cid" xmlns:w16="http://schemas.microsoft.com/office/word/2018/wordml" xmlns:w16sdtdh="http://schemas.microsoft.com/office/word/2020/wordml/sdtdatahash" xmlns:w16se="http://schemas.microsoft.com/office/word/2015/wordml/symex" xmlns:wpg="http://schemas.microsoft.com/office/word/2010/wordprocessingGroup" xmlns:wpi="http://schemas.microsoft.com/office/word/2010/wordprocessingInk" xmlns:wne="http://schemas.microsoft.com/office/word/2006/wordml" xmlns:wps="http://schemas.microsoft.com/office/word/2010/wordprocessingShape" mc:Ignorable="w14 w15 w16se w16cid w16 w16cex w16sdtdh wp14">
+<w:endnotes xmlns:wpc="http://schemas.microsoft.com/office/word/2010/wordprocessingCanvas" xmlns:cx="http://schemas.microsoft.com/office/drawing/2014/chartex" xmlns:cx1="http://schemas.microsoft.com/office/drawing/2015/9/8/chartex" xmlns:cx2="http://schemas.microsoft.com/office/drawing/2015/10/21/chartex" xmlns:cx3="http://schemas.microsoft.com/office/drawing/2016/5/9/chartex" xmlns:cx4="http://schemas.microsoft.com/office/drawing/2016/5/10/chartex" xmlns:cx5="http://schemas.microsoft.com/office/drawing/2016/5/11/chartex" xmlns:cx6="http://schemas.microsoft.com/office/drawing/2016/5/12/chartex" xmlns:cx7="http://schemas.microsoft.com/office/drawing/2016/5/13/chartex" xmlns:cx8="http://schemas.microsoft.com/office/drawing/2016/5/14/chartex" xmlns:mc="http://schemas.openxmlformats.org/markup-compatibility/2006" xmlns:aink="http://schemas.microsoft.com/office/drawing/2016/ink" xmlns:am3d="http://schemas.microsoft.com/office/drawing/2017/model3d" xmlns:o="urn:schemas-microsoft-com:office:office" xmlns:oel="http://schemas.microsoft.com/office/2019/extlst" xmlns:r="http://schemas.openxmlformats.org/officeDocument/2006/relationships" xmlns:m="http://schemas.openxmlformats.org/officeDocument/2006/math" xmlns:v="urn:schemas-microsoft-com:vml" xmlns:wp14="http://schemas.microsoft.com/office/word/2010/wordprocessingDrawing" xmlns:wp="http://schemas.openxmlformats.org/drawingml/2006/wordprocessingDrawing" xmlns:w10="urn:schemas-microsoft-com:office:word" xmlns:w="http://schemas.openxmlformats.org/wordprocessingml/2006/main" xmlns:w14="http://schemas.microsoft.com/office/word/2010/wordml" xmlns:w15="http://schemas.microsoft.com/office/word/2012/wordml" xmlns:w16cex="http://schemas.microsoft.com/office/word/2018/wordml/cex" xmlns:w16cid="http://schemas.microsoft.com/office/word/2016/wordml/cid" xmlns:w16="http://schemas.microsoft.com/office/word/2018/wordml" xmlns:w16du="http://schemas.microsoft.com/office/word/2023/wordml/word16du" xmlns:w16sdtdh="http://schemas.microsoft.com/office/word/2020/wordml/sdtdatahash" xmlns:w16sdtfl="http://schemas.microsoft.com/office/word/2024/wordml/sdtformatlock" xmlns:w16se="http://schemas.microsoft.com/office/word/2015/wordml/symex" xmlns:wpg="http://schemas.microsoft.com/office/word/2010/wordprocessingGroup" xmlns:wpi="http://schemas.microsoft.com/office/word/2010/wordprocessingInk" xmlns:wne="http://schemas.microsoft.com/office/word/2006/wordml" xmlns:wps="http://schemas.microsoft.com/office/word/2010/wordprocessingShape" mc:Ignorable="w14 w15 w16se w16cid w16 w16cex w16sdtdh w16sdtfl w16du wp14">
   <w:endnote w:type="separator" w:id="-1">
     <w:p>
       <w:pPr>
@@ -591,7 +1291,7 @@
 </file>
 
 <file path=word/footer1.xml><?xml version="1.0" encoding="utf-8"?>
-<w:ftr xmlns:wpc="http://schemas.microsoft.com/office/word/2010/wordprocessingCanvas" xmlns:cx="http://schemas.microsoft.com/office/drawing/2014/chartex" xmlns:cx1="http://schemas.microsoft.com/office/drawing/2015/9/8/chartex" xmlns:cx2="http://schemas.microsoft.com/office/drawing/2015/10/21/chartex" xmlns:cx3="http://schemas.microsoft.com/office/drawing/2016/5/9/chartex" xmlns:cx4="http://schemas.microsoft.com/office/drawing/2016/5/10/chartex" xmlns:cx5="http://schemas.microsoft.com/office/drawing/2016/5/11/chartex" xmlns:cx6="http://schemas.microsoft.com/office/drawing/2016/5/12/chartex" xmlns:cx7="http://schemas.microsoft.com/office/drawing/2016/5/13/chartex" xmlns:cx8="http://schemas.microsoft.com/office/drawing/2016/5/14/chartex" xmlns:mc="http://schemas.openxmlformats.org/markup-compatibility/2006" xmlns:aink="http://schemas.microsoft.com/office/drawing/2016/ink" xmlns:am3d="http://schemas.microsoft.com/office/drawing/2017/model3d" xmlns:o="urn:schemas-microsoft-com:office:office" xmlns:oel="http://schemas.microsoft.com/office/2019/extlst" xmlns:r="http://schemas.openxmlformats.org/officeDocument/2006/relationships" xmlns:m="http://schemas.openxmlformats.org/officeDocument/2006/math" xmlns:v="urn:schemas-microsoft-com:vml" xmlns:wp14="http://schemas.microsoft.com/office/word/2010/wordprocessingDrawing" xmlns:wp="http://schemas.openxmlformats.org/drawingml/2006/wordprocessingDrawing" xmlns:w10="urn:schemas-microsoft-com:office:word" xmlns:w="http://schemas.openxmlformats.org/wordprocessingml/2006/main" xmlns:w14="http://schemas.microsoft.com/office/word/2010/wordml" xmlns:w15="http://schemas.microsoft.com/office/word/2012/wordml" xmlns:w16cex="http://schemas.microsoft.com/office/word/2018/wordml/cex" xmlns:w16cid="http://schemas.microsoft.com/office/word/2016/wordml/cid" xmlns:w16="http://schemas.microsoft.com/office/word/2018/wordml" xmlns:w16sdtdh="http://schemas.microsoft.com/office/word/2020/wordml/sdtdatahash" xmlns:w16se="http://schemas.microsoft.com/office/word/2015/wordml/symex" xmlns:wpg="http://schemas.microsoft.com/office/word/2010/wordprocessingGroup" xmlns:wpi="http://schemas.microsoft.com/office/word/2010/wordprocessingInk" xmlns:wne="http://schemas.microsoft.com/office/word/2006/wordml" xmlns:wps="http://schemas.microsoft.com/office/word/2010/wordprocessingShape" mc:Ignorable="w14 w15 w16se w16cid w16 w16cex w16sdtdh wp14">
+<w:ftr xmlns:wpc="http://schemas.microsoft.com/office/word/2010/wordprocessingCanvas" xmlns:cx="http://schemas.microsoft.com/office/drawing/2014/chartex" xmlns:cx1="http://schemas.microsoft.com/office/drawing/2015/9/8/chartex" xmlns:cx2="http://schemas.microsoft.com/office/drawing/2015/10/21/chartex" xmlns:cx3="http://schemas.microsoft.com/office/drawing/2016/5/9/chartex" xmlns:cx4="http://schemas.microsoft.com/office/drawing/2016/5/10/chartex" xmlns:cx5="http://schemas.microsoft.com/office/drawing/2016/5/11/chartex" xmlns:cx6="http://schemas.microsoft.com/office/drawing/2016/5/12/chartex" xmlns:cx7="http://schemas.microsoft.com/office/drawing/2016/5/13/chartex" xmlns:cx8="http://schemas.microsoft.com/office/drawing/2016/5/14/chartex" xmlns:mc="http://schemas.openxmlformats.org/markup-compatibility/2006" xmlns:aink="http://schemas.microsoft.com/office/drawing/2016/ink" xmlns:am3d="http://schemas.microsoft.com/office/drawing/2017/model3d" xmlns:o="urn:schemas-microsoft-com:office:office" xmlns:oel="http://schemas.microsoft.com/office/2019/extlst" xmlns:r="http://schemas.openxmlformats.org/officeDocument/2006/relationships" xmlns:m="http://schemas.openxmlformats.org/officeDocument/2006/math" xmlns:v="urn:schemas-microsoft-com:vml" xmlns:wp14="http://schemas.microsoft.com/office/word/2010/wordprocessingDrawing" xmlns:wp="http://schemas.openxmlformats.org/drawingml/2006/wordprocessingDrawing" xmlns:w10="urn:schemas-microsoft-com:office:word" xmlns:w="http://schemas.openxmlformats.org/wordprocessingml/2006/main" xmlns:w14="http://schemas.microsoft.com/office/word/2010/wordml" xmlns:w15="http://schemas.microsoft.com/office/word/2012/wordml" xmlns:w16cex="http://schemas.microsoft.com/office/word/2018/wordml/cex" xmlns:w16cid="http://schemas.microsoft.com/office/word/2016/wordml/cid" xmlns:w16="http://schemas.microsoft.com/office/word/2018/wordml" xmlns:w16du="http://schemas.microsoft.com/office/word/2023/wordml/word16du" xmlns:w16sdtdh="http://schemas.microsoft.com/office/word/2020/wordml/sdtdatahash" xmlns:w16sdtfl="http://schemas.microsoft.com/office/word/2024/wordml/sdtformatlock" xmlns:w16se="http://schemas.microsoft.com/office/word/2015/wordml/symex" xmlns:wpg="http://schemas.microsoft.com/office/word/2010/wordprocessingGroup" xmlns:wpi="http://schemas.microsoft.com/office/word/2010/wordprocessingInk" xmlns:wne="http://schemas.microsoft.com/office/word/2006/wordml" xmlns:wps="http://schemas.microsoft.com/office/word/2010/wordprocessingShape" mc:Ignorable="w14 w15 w16se w16cid w16 w16cex w16sdtdh w16sdtfl w16du wp14">
   <w:p>
     <w:pPr>
       <w:pStyle w:val="Footer"/>
@@ -601,7 +1301,7 @@
 </file>
 
 <file path=word/footer2.xml><?xml version="1.0" encoding="utf-8"?>
-<w:ftr xmlns:wpc="http://schemas.microsoft.com/office/word/2010/wordprocessingCanvas" xmlns:cx="http://schemas.microsoft.com/office/drawing/2014/chartex" xmlns:cx1="http://schemas.microsoft.com/office/drawing/2015/9/8/chartex" xmlns:cx2="http://schemas.microsoft.com/office/drawing/2015/10/21/chartex" xmlns:cx3="http://schemas.microsoft.com/office/drawing/2016/5/9/chartex" xmlns:cx4="http://schemas.microsoft.com/office/drawing/2016/5/10/chartex" xmlns:cx5="http://schemas.microsoft.com/office/drawing/2016/5/11/chartex" xmlns:cx6="http://schemas.microsoft.com/office/drawing/2016/5/12/chartex" xmlns:cx7="http://schemas.microsoft.com/office/drawing/2016/5/13/chartex" xmlns:cx8="http://schemas.microsoft.com/office/drawing/2016/5/14/chartex" xmlns:mc="http://schemas.openxmlformats.org/markup-compatibility/2006" xmlns:aink="http://schemas.microsoft.com/office/drawing/2016/ink" xmlns:am3d="http://schemas.microsoft.com/office/drawing/2017/model3d" xmlns:o="urn:schemas-microsoft-com:office:office" xmlns:oel="http://schemas.microsoft.com/office/2019/extlst" xmlns:r="http://schemas.openxmlformats.org/officeDocument/2006/relationships" xmlns:m="http://schemas.openxmlformats.org/officeDocument/2006/math" xmlns:v="urn:schemas-microsoft-com:vml" xmlns:wp14="http://schemas.microsoft.com/office/word/2010/wordprocessingDrawing" xmlns:wp="http://schemas.openxmlformats.org/drawingml/2006/wordprocessingDrawing" xmlns:w10="urn:schemas-microsoft-com:office:word" xmlns:w="http://schemas.openxmlformats.org/wordprocessingml/2006/main" xmlns:w14="http://schemas.microsoft.com/office/word/2010/wordml" xmlns:w15="http://schemas.microsoft.com/office/word/2012/wordml" xmlns:w16cex="http://schemas.microsoft.com/office/word/2018/wordml/cex" xmlns:w16cid="http://schemas.microsoft.com/office/word/2016/wordml/cid" xmlns:w16="http://schemas.microsoft.com/office/word/2018/wordml" xmlns:w16sdtdh="http://schemas.microsoft.com/office/word/2020/wordml/sdtdatahash" xmlns:w16se="http://schemas.microsoft.com/office/word/2015/wordml/symex" xmlns:wpg="http://schemas.microsoft.com/office/word/2010/wordprocessingGroup" xmlns:wpi="http://schemas.microsoft.com/office/word/2010/wordprocessingInk" xmlns:wne="http://schemas.microsoft.com/office/word/2006/wordml" xmlns:wps="http://schemas.microsoft.com/office/word/2010/wordprocessingShape" mc:Ignorable="w14 w15 w16se w16cid w16 w16cex w16sdtdh wp14">
+<w:ftr xmlns:wpc="http://schemas.microsoft.com/office/word/2010/wordprocessingCanvas" xmlns:cx="http://schemas.microsoft.com/office/drawing/2014/chartex" xmlns:cx1="http://schemas.microsoft.com/office/drawing/2015/9/8/chartex" xmlns:cx2="http://schemas.microsoft.com/office/drawing/2015/10/21/chartex" xmlns:cx3="http://schemas.microsoft.com/office/drawing/2016/5/9/chartex" xmlns:cx4="http://schemas.microsoft.com/office/drawing/2016/5/10/chartex" xmlns:cx5="http://schemas.microsoft.com/office/drawing/2016/5/11/chartex" xmlns:cx6="http://schemas.microsoft.com/office/drawing/2016/5/12/chartex" xmlns:cx7="http://schemas.microsoft.com/office/drawing/2016/5/13/chartex" xmlns:cx8="http://schemas.microsoft.com/office/drawing/2016/5/14/chartex" xmlns:mc="http://schemas.openxmlformats.org/markup-compatibility/2006" xmlns:aink="http://schemas.microsoft.com/office/drawing/2016/ink" xmlns:am3d="http://schemas.microsoft.com/office/drawing/2017/model3d" xmlns:o="urn:schemas-microsoft-com:office:office" xmlns:oel="http://schemas.microsoft.com/office/2019/extlst" xmlns:r="http://schemas.openxmlformats.org/officeDocument/2006/relationships" xmlns:m="http://schemas.openxmlformats.org/officeDocument/2006/math" xmlns:v="urn:schemas-microsoft-com:vml" xmlns:wp14="http://schemas.microsoft.com/office/word/2010/wordprocessingDrawing" xmlns:wp="http://schemas.openxmlformats.org/drawingml/2006/wordprocessingDrawing" xmlns:w10="urn:schemas-microsoft-com:office:word" xmlns:w="http://schemas.openxmlformats.org/wordprocessingml/2006/main" xmlns:w14="http://schemas.microsoft.com/office/word/2010/wordml" xmlns:w15="http://schemas.microsoft.com/office/word/2012/wordml" xmlns:w16cex="http://schemas.microsoft.com/office/word/2018/wordml/cex" xmlns:w16cid="http://schemas.microsoft.com/office/word/2016/wordml/cid" xmlns:w16="http://schemas.microsoft.com/office/word/2018/wordml" xmlns:w16du="http://schemas.microsoft.com/office/word/2023/wordml/word16du" xmlns:w16sdtdh="http://schemas.microsoft.com/office/word/2020/wordml/sdtdatahash" xmlns:w16sdtfl="http://schemas.microsoft.com/office/word/2024/wordml/sdtformatlock" xmlns:w16se="http://schemas.microsoft.com/office/word/2015/wordml/symex" xmlns:wpg="http://schemas.microsoft.com/office/word/2010/wordprocessingGroup" xmlns:wpi="http://schemas.microsoft.com/office/word/2010/wordprocessingInk" xmlns:wne="http://schemas.microsoft.com/office/word/2006/wordml" xmlns:wps="http://schemas.microsoft.com/office/word/2010/wordprocessingShape" mc:Ignorable="w14 w15 w16se w16cid w16 w16cex w16sdtdh w16sdtfl w16du wp14">
   <w:p>
     <w:pPr>
       <w:pStyle w:val="Footer"/>
@@ -611,7 +1311,7 @@
 </file>
 
 <file path=word/footer3.xml><?xml version="1.0" encoding="utf-8"?>
-<w:ftr xmlns:wpc="http://schemas.microsoft.com/office/word/2010/wordprocessingCanvas" xmlns:cx="http://schemas.microsoft.com/office/drawing/2014/chartex" xmlns:cx1="http://schemas.microsoft.com/office/drawing/2015/9/8/chartex" xmlns:cx2="http://schemas.microsoft.com/office/drawing/2015/10/21/chartex" xmlns:cx3="http://schemas.microsoft.com/office/drawing/2016/5/9/chartex" xmlns:cx4="http://schemas.microsoft.com/office/drawing/2016/5/10/chartex" xmlns:cx5="http://schemas.microsoft.com/office/drawing/2016/5/11/chartex" xmlns:cx6="http://schemas.microsoft.com/office/drawing/2016/5/12/chartex" xmlns:cx7="http://schemas.microsoft.com/office/drawing/2016/5/13/chartex" xmlns:cx8="http://schemas.microsoft.com/office/drawing/2016/5/14/chartex" xmlns:mc="http://schemas.openxmlformats.org/markup-compatibility/2006" xmlns:aink="http://schemas.microsoft.com/office/drawing/2016/ink" xmlns:am3d="http://schemas.microsoft.com/office/drawing/2017/model3d" xmlns:o="urn:schemas-microsoft-com:office:office" xmlns:oel="http://schemas.microsoft.com/office/2019/extlst" xmlns:r="http://schemas.openxmlformats.org/officeDocument/2006/relationships" xmlns:m="http://schemas.openxmlformats.org/officeDocument/2006/math" xmlns:v="urn:schemas-microsoft-com:vml" xmlns:wp14="http://schemas.microsoft.com/office/word/2010/wordprocessingDrawing" xmlns:wp="http://schemas.openxmlformats.org/drawingml/2006/wordprocessingDrawing" xmlns:w10="urn:schemas-microsoft-com:office:word" xmlns:w="http://schemas.openxmlformats.org/wordprocessingml/2006/main" xmlns:w14="http://schemas.microsoft.com/office/word/2010/wordml" xmlns:w15="http://schemas.microsoft.com/office/word/2012/wordml" xmlns:w16cex="http://schemas.microsoft.com/office/word/2018/wordml/cex" xmlns:w16cid="http://schemas.microsoft.com/office/word/2016/wordml/cid" xmlns:w16="http://schemas.microsoft.com/office/word/2018/wordml" xmlns:w16sdtdh="http://schemas.microsoft.com/office/word/2020/wordml/sdtdatahash" xmlns:w16se="http://schemas.microsoft.com/office/word/2015/wordml/symex" xmlns:wpg="http://schemas.microsoft.com/office/word/2010/wordprocessingGroup" xmlns:wpi="http://schemas.microsoft.com/office/word/2010/wordprocessingInk" xmlns:wne="http://schemas.microsoft.com/office/word/2006/wordml" xmlns:wps="http://schemas.microsoft.com/office/word/2010/wordprocessingShape" mc:Ignorable="w14 w15 w16se w16cid w16 w16cex w16sdtdh wp14">
+<w:ftr xmlns:wpc="http://schemas.microsoft.com/office/word/2010/wordprocessingCanvas" xmlns:cx="http://schemas.microsoft.com/office/drawing/2014/chartex" xmlns:cx1="http://schemas.microsoft.com/office/drawing/2015/9/8/chartex" xmlns:cx2="http://schemas.microsoft.com/office/drawing/2015/10/21/chartex" xmlns:cx3="http://schemas.microsoft.com/office/drawing/2016/5/9/chartex" xmlns:cx4="http://schemas.microsoft.com/office/drawing/2016/5/10/chartex" xmlns:cx5="http://schemas.microsoft.com/office/drawing/2016/5/11/chartex" xmlns:cx6="http://schemas.microsoft.com/office/drawing/2016/5/12/chartex" xmlns:cx7="http://schemas.microsoft.com/office/drawing/2016/5/13/chartex" xmlns:cx8="http://schemas.microsoft.com/office/drawing/2016/5/14/chartex" xmlns:mc="http://schemas.openxmlformats.org/markup-compatibility/2006" xmlns:aink="http://schemas.microsoft.com/office/drawing/2016/ink" xmlns:am3d="http://schemas.microsoft.com/office/drawing/2017/model3d" xmlns:o="urn:schemas-microsoft-com:office:office" xmlns:oel="http://schemas.microsoft.com/office/2019/extlst" xmlns:r="http://schemas.openxmlformats.org/officeDocument/2006/relationships" xmlns:m="http://schemas.openxmlformats.org/officeDocument/2006/math" xmlns:v="urn:schemas-microsoft-com:vml" xmlns:wp14="http://schemas.microsoft.com/office/word/2010/wordprocessingDrawing" xmlns:wp="http://schemas.openxmlformats.org/drawingml/2006/wordprocessingDrawing" xmlns:w10="urn:schemas-microsoft-com:office:word" xmlns:w="http://schemas.openxmlformats.org/wordprocessingml/2006/main" xmlns:w14="http://schemas.microsoft.com/office/word/2010/wordml" xmlns:w15="http://schemas.microsoft.com/office/word/2012/wordml" xmlns:w16cex="http://schemas.microsoft.com/office/word/2018/wordml/cex" xmlns:w16cid="http://schemas.microsoft.com/office/word/2016/wordml/cid" xmlns:w16="http://schemas.microsoft.com/office/word/2018/wordml" xmlns:w16du="http://schemas.microsoft.com/office/word/2023/wordml/word16du" xmlns:w16sdtdh="http://schemas.microsoft.com/office/word/2020/wordml/sdtdatahash" xmlns:w16sdtfl="http://schemas.microsoft.com/office/word/2024/wordml/sdtformatlock" xmlns:w16se="http://schemas.microsoft.com/office/word/2015/wordml/symex" xmlns:wpg="http://schemas.microsoft.com/office/word/2010/wordprocessingGroup" xmlns:wpi="http://schemas.microsoft.com/office/word/2010/wordprocessingInk" xmlns:wne="http://schemas.microsoft.com/office/word/2006/wordml" xmlns:wps="http://schemas.microsoft.com/office/word/2010/wordprocessingShape" mc:Ignorable="w14 w15 w16se w16cid w16 w16cex w16sdtdh w16sdtfl w16du wp14">
   <w:p>
     <w:pPr>
       <w:pStyle w:val="Footer"/>
@@ -621,7 +1321,7 @@
 </file>
 
 <file path=word/footnotes.xml><?xml version="1.0" encoding="utf-8"?>
-<w:footnotes xmlns:wpc="http://schemas.microsoft.com/office/word/2010/wordprocessingCanvas" xmlns:cx="http://schemas.microsoft.com/office/drawing/2014/chartex" xmlns:cx1="http://schemas.microsoft.com/office/drawing/2015/9/8/chartex" xmlns:cx2="http://schemas.microsoft.com/office/drawing/2015/10/21/chartex" xmlns:cx3="http://schemas.microsoft.com/office/drawing/2016/5/9/chartex" xmlns:cx4="http://schemas.microsoft.com/office/drawing/2016/5/10/chartex" xmlns:cx5="http://schemas.microsoft.com/office/drawing/2016/5/11/chartex" xmlns:cx6="http://schemas.microsoft.com/office/drawing/2016/5/12/chartex" xmlns:cx7="http://schemas.microsoft.com/office/drawing/2016/5/13/chartex" xmlns:cx8="http://schemas.microsoft.com/office/drawing/2016/5/14/chartex" xmlns:mc="http://schemas.openxmlformats.org/markup-compatibility/2006" xmlns:aink="http://schemas.microsoft.com/office/drawing/2016/ink" xmlns:am3d="http://schemas.microsoft.com/office/drawing/2017/model3d" xmlns:o="urn:schemas-microsoft-com:office:office" xmlns:oel="http://schemas.microsoft.com/office/2019/extlst" xmlns:r="http://schemas.openxmlformats.org/officeDocument/2006/relationships" xmlns:m="http://schemas.openxmlformats.org/officeDocument/2006/math" xmlns:v="urn:schemas-microsoft-com:vml" xmlns:wp14="http://schemas.microsoft.com/office/word/2010/wordprocessingDrawing" xmlns:wp="http://schemas.openxmlformats.org/drawingml/2006/wordprocessingDrawing" xmlns:w10="urn:schemas-microsoft-com:office:word" xmlns:w="http://schemas.openxmlformats.org/wordprocessingml/2006/main" xmlns:w14="http://schemas.microsoft.com/office/word/2010/wordml" xmlns:w15="http://schemas.microsoft.com/office/word/2012/wordml" xmlns:w16cex="http://schemas.microsoft.com/office/word/2018/wordml/cex" xmlns:w16cid="http://schemas.microsoft.com/office/word/2016/wordml/cid" xmlns:w16="http://schemas.microsoft.com/office/word/2018/wordml" xmlns:w16sdtdh="http://schemas.microsoft.com/office/word/2020/wordml/sdtdatahash" xmlns:w16se="http://schemas.microsoft.com/office/word/2015/wordml/symex" xmlns:wpg="http://schemas.microsoft.com/office/word/2010/wordprocessingGroup" xmlns:wpi="http://schemas.microsoft.com/office/word/2010/wordprocessingInk" xmlns:wne="http://schemas.microsoft.com/office/word/2006/wordml" xmlns:wps="http://schemas.microsoft.com/office/word/2010/wordprocessingShape" mc:Ignorable="w14 w15 w16se w16cid w16 w16cex w16sdtdh wp14">
+<w:footnotes xmlns:wpc="http://schemas.microsoft.com/office/word/2010/wordprocessingCanvas" xmlns:cx="http://schemas.microsoft.com/office/drawing/2014/chartex" xmlns:cx1="http://schemas.microsoft.com/office/drawing/2015/9/8/chartex" xmlns:cx2="http://schemas.microsoft.com/office/drawing/2015/10/21/chartex" xmlns:cx3="http://schemas.microsoft.com/office/drawing/2016/5/9/chartex" xmlns:cx4="http://schemas.microsoft.com/office/drawing/2016/5/10/chartex" xmlns:cx5="http://schemas.microsoft.com/office/drawing/2016/5/11/chartex" xmlns:cx6="http://schemas.microsoft.com/office/drawing/2016/5/12/chartex" xmlns:cx7="http://schemas.microsoft.com/office/drawing/2016/5/13/chartex" xmlns:cx8="http://schemas.microsoft.com/office/drawing/2016/5/14/chartex" xmlns:mc="http://schemas.openxmlformats.org/markup-compatibility/2006" xmlns:aink="http://schemas.microsoft.com/office/drawing/2016/ink" xmlns:am3d="http://schemas.microsoft.com/office/drawing/2017/model3d" xmlns:o="urn:schemas-microsoft-com:office:office" xmlns:oel="http://schemas.microsoft.com/office/2019/extlst" xmlns:r="http://schemas.openxmlformats.org/officeDocument/2006/relationships" xmlns:m="http://schemas.openxmlformats.org/officeDocument/2006/math" xmlns:v="urn:schemas-microsoft-com:vml" xmlns:wp14="http://schemas.microsoft.com/office/word/2010/wordprocessingDrawing" xmlns:wp="http://schemas.openxmlformats.org/drawingml/2006/wordprocessingDrawing" xmlns:w10="urn:schemas-microsoft-com:office:word" xmlns:w="http://schemas.openxmlformats.org/wordprocessingml/2006/main" xmlns:w14="http://schemas.microsoft.com/office/word/2010/wordml" xmlns:w15="http://schemas.microsoft.com/office/word/2012/wordml" xmlns:w16cex="http://schemas.microsoft.com/office/word/2018/wordml/cex" xmlns:w16cid="http://schemas.microsoft.com/office/word/2016/wordml/cid" xmlns:w16="http://schemas.microsoft.com/office/word/2018/wordml" xmlns:w16du="http://schemas.microsoft.com/office/word/2023/wordml/word16du" xmlns:w16sdtdh="http://schemas.microsoft.com/office/word/2020/wordml/sdtdatahash" xmlns:w16sdtfl="http://schemas.microsoft.com/office/word/2024/wordml/sdtformatlock" xmlns:w16se="http://schemas.microsoft.com/office/word/2015/wordml/symex" xmlns:wpg="http://schemas.microsoft.com/office/word/2010/wordprocessingGroup" xmlns:wpi="http://schemas.microsoft.com/office/word/2010/wordprocessingInk" xmlns:wne="http://schemas.microsoft.com/office/word/2006/wordml" xmlns:wps="http://schemas.microsoft.com/office/word/2010/wordprocessingShape" mc:Ignorable="w14 w15 w16se w16cid w16 w16cex w16sdtdh w16sdtfl w16du wp14">
   <w:footnote w:type="separator" w:id="-1">
     <w:p>
       <w:pPr>
@@ -646,7 +1346,7 @@
 </file>
 
 <file path=word/header1.xml><?xml version="1.0" encoding="utf-8"?>
-<w:hdr xmlns:wpc="http://schemas.microsoft.com/office/word/2010/wordprocessingCanvas" xmlns:cx="http://schemas.microsoft.com/office/drawing/2014/chartex" xmlns:cx1="http://schemas.microsoft.com/office/drawing/2015/9/8/chartex" xmlns:cx2="http://schemas.microsoft.com/office/drawing/2015/10/21/chartex" xmlns:cx3="http://schemas.microsoft.com/office/drawing/2016/5/9/chartex" xmlns:cx4="http://schemas.microsoft.com/office/drawing/2016/5/10/chartex" xmlns:cx5="http://schemas.microsoft.com/office/drawing/2016/5/11/chartex" xmlns:cx6="http://schemas.microsoft.com/office/drawing/2016/5/12/chartex" xmlns:cx7="http://schemas.microsoft.com/office/drawing/2016/5/13/chartex" xmlns:cx8="http://schemas.microsoft.com/office/drawing/2016/5/14/chartex" xmlns:mc="http://schemas.openxmlformats.org/markup-compatibility/2006" xmlns:aink="http://schemas.microsoft.com/office/drawing/2016/ink" xmlns:am3d="http://schemas.microsoft.com/office/drawing/2017/model3d" xmlns:o="urn:schemas-microsoft-com:office:office" xmlns:oel="http://schemas.microsoft.com/office/2019/extlst" xmlns:r="http://schemas.openxmlformats.org/officeDocument/2006/relationships" xmlns:m="http://schemas.openxmlformats.org/officeDocument/2006/math" xmlns:v="urn:schemas-microsoft-com:vml" xmlns:wp14="http://schemas.microsoft.com/office/word/2010/wordprocessingDrawing" xmlns:wp="http://schemas.openxmlformats.org/drawingml/2006/wordprocessingDrawing" xmlns:w10="urn:schemas-microsoft-com:office:word" xmlns:w="http://schemas.openxmlformats.org/wordprocessingml/2006/main" xmlns:w14="http://schemas.microsoft.com/office/word/2010/wordml" xmlns:w15="http://schemas.microsoft.com/office/word/2012/wordml" xmlns:w16cex="http://schemas.microsoft.com/office/word/2018/wordml/cex" xmlns:w16cid="http://schemas.microsoft.com/office/word/2016/wordml/cid" xmlns:w16="http://schemas.microsoft.com/office/word/2018/wordml" xmlns:w16sdtdh="http://schemas.microsoft.com/office/word/2020/wordml/sdtdatahash" xmlns:w16se="http://schemas.microsoft.com/office/word/2015/wordml/symex" xmlns:wpg="http://schemas.microsoft.com/office/word/2010/wordprocessingGroup" xmlns:wpi="http://schemas.microsoft.com/office/word/2010/wordprocessingInk" xmlns:wne="http://schemas.microsoft.com/office/word/2006/wordml" xmlns:wps="http://schemas.microsoft.com/office/word/2010/wordprocessingShape" mc:Ignorable="w14 w15 w16se w16cid w16 w16cex w16sdtdh wp14">
+<w:hdr xmlns:wpc="http://schemas.microsoft.com/office/word/2010/wordprocessingCanvas" xmlns:cx="http://schemas.microsoft.com/office/drawing/2014/chartex" xmlns:cx1="http://schemas.microsoft.com/office/drawing/2015/9/8/chartex" xmlns:cx2="http://schemas.microsoft.com/office/drawing/2015/10/21/chartex" xmlns:cx3="http://schemas.microsoft.com/office/drawing/2016/5/9/chartex" xmlns:cx4="http://schemas.microsoft.com/office/drawing/2016/5/10/chartex" xmlns:cx5="http://schemas.microsoft.com/office/drawing/2016/5/11/chartex" xmlns:cx6="http://schemas.microsoft.com/office/drawing/2016/5/12/chartex" xmlns:cx7="http://schemas.microsoft.com/office/drawing/2016/5/13/chartex" xmlns:cx8="http://schemas.microsoft.com/office/drawing/2016/5/14/chartex" xmlns:mc="http://schemas.openxmlformats.org/markup-compatibility/2006" xmlns:aink="http://schemas.microsoft.com/office/drawing/2016/ink" xmlns:am3d="http://schemas.microsoft.com/office/drawing/2017/model3d" xmlns:o="urn:schemas-microsoft-com:office:office" xmlns:oel="http://schemas.microsoft.com/office/2019/extlst" xmlns:r="http://schemas.openxmlformats.org/officeDocument/2006/relationships" xmlns:m="http://schemas.openxmlformats.org/officeDocument/2006/math" xmlns:v="urn:schemas-microsoft-com:vml" xmlns:wp14="http://schemas.microsoft.com/office/word/2010/wordprocessingDrawing" xmlns:wp="http://schemas.openxmlformats.org/drawingml/2006/wordprocessingDrawing" xmlns:w10="urn:schemas-microsoft-com:office:word" xmlns:w="http://schemas.openxmlformats.org/wordprocessingml/2006/main" xmlns:w14="http://schemas.microsoft.com/office/word/2010/wordml" xmlns:w15="http://schemas.microsoft.com/office/word/2012/wordml" xmlns:w16cex="http://schemas.microsoft.com/office/word/2018/wordml/cex" xmlns:w16cid="http://schemas.microsoft.com/office/word/2016/wordml/cid" xmlns:w16="http://schemas.microsoft.com/office/word/2018/wordml" xmlns:w16du="http://schemas.microsoft.com/office/word/2023/wordml/word16du" xmlns:w16sdtdh="http://schemas.microsoft.com/office/word/2020/wordml/sdtdatahash" xmlns:w16sdtfl="http://schemas.microsoft.com/office/word/2024/wordml/sdtformatlock" xmlns:w16se="http://schemas.microsoft.com/office/word/2015/wordml/symex" xmlns:wpg="http://schemas.microsoft.com/office/word/2010/wordprocessingGroup" xmlns:wpi="http://schemas.microsoft.com/office/word/2010/wordprocessingInk" xmlns:wne="http://schemas.microsoft.com/office/word/2006/wordml" xmlns:wps="http://schemas.microsoft.com/office/word/2010/wordprocessingShape" mc:Ignorable="w14 w15 w16se w16cid w16 w16cex w16sdtdh w16sdtfl w16du wp14">
   <w:p>
     <w:pPr>
       <w:pStyle w:val="Header"/>
@@ -656,7 +1356,7 @@
 </file>
 
 <file path=word/header2.xml><?xml version="1.0" encoding="utf-8"?>
-<w:hdr xmlns:wpc="http://schemas.microsoft.com/office/word/2010/wordprocessingCanvas" xmlns:cx="http://schemas.microsoft.com/office/drawing/2014/chartex" xmlns:cx1="http://schemas.microsoft.com/office/drawing/2015/9/8/chartex" xmlns:cx2="http://schemas.microsoft.com/office/drawing/2015/10/21/chartex" xmlns:cx3="http://schemas.microsoft.com/office/drawing/2016/5/9/chartex" xmlns:cx4="http://schemas.microsoft.com/office/drawing/2016/5/10/chartex" xmlns:cx5="http://schemas.microsoft.com/office/drawing/2016/5/11/chartex" xmlns:cx6="http://schemas.microsoft.com/office/drawing/2016/5/12/chartex" xmlns:cx7="http://schemas.microsoft.com/office/drawing/2016/5/13/chartex" xmlns:cx8="http://schemas.microsoft.com/office/drawing/2016/5/14/chartex" xmlns:mc="http://schemas.openxmlformats.org/markup-compatibility/2006" xmlns:aink="http://schemas.microsoft.com/office/drawing/2016/ink" xmlns:am3d="http://schemas.microsoft.com/office/drawing/2017/model3d" xmlns:o="urn:schemas-microsoft-com:office:office" xmlns:oel="http://schemas.microsoft.com/office/2019/extlst" xmlns:r="http://schemas.openxmlformats.org/officeDocument/2006/relationships" xmlns:m="http://schemas.openxmlformats.org/officeDocument/2006/math" xmlns:v="urn:schemas-microsoft-com:vml" xmlns:wp14="http://schemas.microsoft.com/office/word/2010/wordprocessingDrawing" xmlns:wp="http://schemas.openxmlformats.org/drawingml/2006/wordprocessingDrawing" xmlns:w10="urn:schemas-microsoft-com:office:word" xmlns:w="http://schemas.openxmlformats.org/wordprocessingml/2006/main" xmlns:w14="http://schemas.microsoft.com/office/word/2010/wordml" xmlns:w15="http://schemas.microsoft.com/office/word/2012/wordml" xmlns:w16cex="http://schemas.microsoft.com/office/word/2018/wordml/cex" xmlns:w16cid="http://schemas.microsoft.com/office/word/2016/wordml/cid" xmlns:w16="http://schemas.microsoft.com/office/word/2018/wordml" xmlns:w16sdtdh="http://schemas.microsoft.com/office/word/2020/wordml/sdtdatahash" xmlns:w16se="http://schemas.microsoft.com/office/word/2015/wordml/symex" xmlns:wpg="http://schemas.microsoft.com/office/word/2010/wordprocessingGroup" xmlns:wpi="http://schemas.microsoft.com/office/word/2010/wordprocessingInk" xmlns:wne="http://schemas.microsoft.com/office/word/2006/wordml" xmlns:wps="http://schemas.microsoft.com/office/word/2010/wordprocessingShape" mc:Ignorable="w14 w15 w16se w16cid w16 w16cex w16sdtdh wp14">
+<w:hdr xmlns:wpc="http://schemas.microsoft.com/office/word/2010/wordprocessingCanvas" xmlns:cx="http://schemas.microsoft.com/office/drawing/2014/chartex" xmlns:cx1="http://schemas.microsoft.com/office/drawing/2015/9/8/chartex" xmlns:cx2="http://schemas.microsoft.com/office/drawing/2015/10/21/chartex" xmlns:cx3="http://schemas.microsoft.com/office/drawing/2016/5/9/chartex" xmlns:cx4="http://schemas.microsoft.com/office/drawing/2016/5/10/chartex" xmlns:cx5="http://schemas.microsoft.com/office/drawing/2016/5/11/chartex" xmlns:cx6="http://schemas.microsoft.com/office/drawing/2016/5/12/chartex" xmlns:cx7="http://schemas.microsoft.com/office/drawing/2016/5/13/chartex" xmlns:cx8="http://schemas.microsoft.com/office/drawing/2016/5/14/chartex" xmlns:mc="http://schemas.openxmlformats.org/markup-compatibility/2006" xmlns:aink="http://schemas.microsoft.com/office/drawing/2016/ink" xmlns:am3d="http://schemas.microsoft.com/office/drawing/2017/model3d" xmlns:o="urn:schemas-microsoft-com:office:office" xmlns:oel="http://schemas.microsoft.com/office/2019/extlst" xmlns:r="http://schemas.openxmlformats.org/officeDocument/2006/relationships" xmlns:m="http://schemas.openxmlformats.org/officeDocument/2006/math" xmlns:v="urn:schemas-microsoft-com:vml" xmlns:wp14="http://schemas.microsoft.com/office/word/2010/wordprocessingDrawing" xmlns:wp="http://schemas.openxmlformats.org/drawingml/2006/wordprocessingDrawing" xmlns:w10="urn:schemas-microsoft-com:office:word" xmlns:w="http://schemas.openxmlformats.org/wordprocessingml/2006/main" xmlns:w14="http://schemas.microsoft.com/office/word/2010/wordml" xmlns:w15="http://schemas.microsoft.com/office/word/2012/wordml" xmlns:w16cex="http://schemas.microsoft.com/office/word/2018/wordml/cex" xmlns:w16cid="http://schemas.microsoft.com/office/word/2016/wordml/cid" xmlns:w16="http://schemas.microsoft.com/office/word/2018/wordml" xmlns:w16du="http://schemas.microsoft.com/office/word/2023/wordml/word16du" xmlns:w16sdtdh="http://schemas.microsoft.com/office/word/2020/wordml/sdtdatahash" xmlns:w16sdtfl="http://schemas.microsoft.com/office/word/2024/wordml/sdtformatlock" xmlns:w16se="http://schemas.microsoft.com/office/word/2015/wordml/symex" xmlns:wpg="http://schemas.microsoft.com/office/word/2010/wordprocessingGroup" xmlns:wpi="http://schemas.microsoft.com/office/word/2010/wordprocessingInk" xmlns:wne="http://schemas.microsoft.com/office/word/2006/wordml" xmlns:wps="http://schemas.microsoft.com/office/word/2010/wordprocessingShape" mc:Ignorable="w14 w15 w16se w16cid w16 w16cex w16sdtdh w16sdtfl w16du wp14">
   <w:p>
     <w:pPr>
       <w:pStyle w:val="Header"/>
@@ -667,7 +1367,7 @@
 </file>
 
 <file path=word/header3.xml><?xml version="1.0" encoding="utf-8"?>
-<w:hdr xmlns:wpc="http://schemas.microsoft.com/office/word/2010/wordprocessingCanvas" xmlns:cx="http://schemas.microsoft.com/office/drawing/2014/chartex" xmlns:cx1="http://schemas.microsoft.com/office/drawing/2015/9/8/chartex" xmlns:cx2="http://schemas.microsoft.com/office/drawing/2015/10/21/chartex" xmlns:cx3="http://schemas.microsoft.com/office/drawing/2016/5/9/chartex" xmlns:cx4="http://schemas.microsoft.com/office/drawing/2016/5/10/chartex" xmlns:cx5="http://schemas.microsoft.com/office/drawing/2016/5/11/chartex" xmlns:cx6="http://schemas.microsoft.com/office/drawing/2016/5/12/chartex" xmlns:cx7="http://schemas.microsoft.com/office/drawing/2016/5/13/chartex" xmlns:cx8="http://schemas.microsoft.com/office/drawing/2016/5/14/chartex" xmlns:mc="http://schemas.openxmlformats.org/markup-compatibility/2006" xmlns:aink="http://schemas.microsoft.com/office/drawing/2016/ink" xmlns:am3d="http://schemas.microsoft.com/office/drawing/2017/model3d" xmlns:o="urn:schemas-microsoft-com:office:office" xmlns:oel="http://schemas.microsoft.com/office/2019/extlst" xmlns:r="http://schemas.openxmlformats.org/officeDocument/2006/relationships" xmlns:m="http://schemas.openxmlformats.org/officeDocument/2006/math" xmlns:v="urn:schemas-microsoft-com:vml" xmlns:wp14="http://schemas.microsoft.com/office/word/2010/wordprocessingDrawing" xmlns:wp="http://schemas.openxmlformats.org/drawingml/2006/wordprocessingDrawing" xmlns:w10="urn:schemas-microsoft-com:office:word" xmlns:w="http://schemas.openxmlformats.org/wordprocessingml/2006/main" xmlns:w14="http://schemas.microsoft.com/office/word/2010/wordml" xmlns:w15="http://schemas.microsoft.com/office/word/2012/wordml" xmlns:w16cex="http://schemas.microsoft.com/office/word/2018/wordml/cex" xmlns:w16cid="http://schemas.microsoft.com/office/word/2016/wordml/cid" xmlns:w16="http://schemas.microsoft.com/office/word/2018/wordml" xmlns:w16sdtdh="http://schemas.microsoft.com/office/word/2020/wordml/sdtdatahash" xmlns:w16se="http://schemas.microsoft.com/office/word/2015/wordml/symex" xmlns:wpg="http://schemas.microsoft.com/office/word/2010/wordprocessingGroup" xmlns:wpi="http://schemas.microsoft.com/office/word/2010/wordprocessingInk" xmlns:wne="http://schemas.microsoft.com/office/word/2006/wordml" xmlns:wps="http://schemas.microsoft.com/office/word/2010/wordprocessingShape" mc:Ignorable="w14 w15 w16se w16cid w16 w16cex w16sdtdh wp14">
+<w:hdr xmlns:wpc="http://schemas.microsoft.com/office/word/2010/wordprocessingCanvas" xmlns:cx="http://schemas.microsoft.com/office/drawing/2014/chartex" xmlns:cx1="http://schemas.microsoft.com/office/drawing/2015/9/8/chartex" xmlns:cx2="http://schemas.microsoft.com/office/drawing/2015/10/21/chartex" xmlns:cx3="http://schemas.microsoft.com/office/drawing/2016/5/9/chartex" xmlns:cx4="http://schemas.microsoft.com/office/drawing/2016/5/10/chartex" xmlns:cx5="http://schemas.microsoft.com/office/drawing/2016/5/11/chartex" xmlns:cx6="http://schemas.microsoft.com/office/drawing/2016/5/12/chartex" xmlns:cx7="http://schemas.microsoft.com/office/drawing/2016/5/13/chartex" xmlns:cx8="http://schemas.microsoft.com/office/drawing/2016/5/14/chartex" xmlns:mc="http://schemas.openxmlformats.org/markup-compatibility/2006" xmlns:aink="http://schemas.microsoft.com/office/drawing/2016/ink" xmlns:am3d="http://schemas.microsoft.com/office/drawing/2017/model3d" xmlns:o="urn:schemas-microsoft-com:office:office" xmlns:oel="http://schemas.microsoft.com/office/2019/extlst" xmlns:r="http://schemas.openxmlformats.org/officeDocument/2006/relationships" xmlns:m="http://schemas.openxmlformats.org/officeDocument/2006/math" xmlns:v="urn:schemas-microsoft-com:vml" xmlns:wp14="http://schemas.microsoft.com/office/word/2010/wordprocessingDrawing" xmlns:wp="http://schemas.openxmlformats.org/drawingml/2006/wordprocessingDrawing" xmlns:w10="urn:schemas-microsoft-com:office:word" xmlns:w="http://schemas.openxmlformats.org/wordprocessingml/2006/main" xmlns:w14="http://schemas.microsoft.com/office/word/2010/wordml" xmlns:w15="http://schemas.microsoft.com/office/word/2012/wordml" xmlns:w16cex="http://schemas.microsoft.com/office/word/2018/wordml/cex" xmlns:w16cid="http://schemas.microsoft.com/office/word/2016/wordml/cid" xmlns:w16="http://schemas.microsoft.com/office/word/2018/wordml" xmlns:w16du="http://schemas.microsoft.com/office/word/2023/wordml/word16du" xmlns:w16sdtdh="http://schemas.microsoft.com/office/word/2020/wordml/sdtdatahash" xmlns:w16sdtfl="http://schemas.microsoft.com/office/word/2024/wordml/sdtformatlock" xmlns:w16se="http://schemas.microsoft.com/office/word/2015/wordml/symex" xmlns:wpg="http://schemas.microsoft.com/office/word/2010/wordprocessingGroup" xmlns:wpi="http://schemas.microsoft.com/office/word/2010/wordprocessingInk" xmlns:wne="http://schemas.microsoft.com/office/word/2006/wordml" xmlns:wps="http://schemas.microsoft.com/office/word/2010/wordprocessingShape" mc:Ignorable="w14 w15 w16se w16cid w16 w16cex w16sdtdh w16sdtfl w16du wp14">
   <w:p>
     <w:pPr>
       <w:pStyle w:val="Header"/>
@@ -676,7 +1376,7 @@
     <w:r>
       <w:tab/>
       <w:tab/>
-      <w:t>2025-08-02</w:t>
+      <w:t>2026-07-12</w:t>
       <w:br/>
       <w:br/>
     </w:r>
@@ -689,7 +1389,7 @@
 </file>
 
 <file path=word/numbering.xml><?xml version="1.0" encoding="utf-8"?>
-<w:numbering xmlns:wpc="http://schemas.microsoft.com/office/word/2010/wordprocessingCanvas" xmlns:cx="http://schemas.microsoft.com/office/drawing/2014/chartex" xmlns:cx1="http://schemas.microsoft.com/office/drawing/2015/9/8/chartex" xmlns:cx2="http://schemas.microsoft.com/office/drawing/2015/10/21/chartex" xmlns:cx3="http://schemas.microsoft.com/office/drawing/2016/5/9/chartex" xmlns:cx4="http://schemas.microsoft.com/office/drawing/2016/5/10/chartex" xmlns:cx5="http://schemas.microsoft.com/office/drawing/2016/5/11/chartex" xmlns:cx6="http://schemas.microsoft.com/office/drawing/2016/5/12/chartex" xmlns:cx7="http://schemas.microsoft.com/office/drawing/2016/5/13/chartex" xmlns:cx8="http://schemas.microsoft.com/office/drawing/2016/5/14/chartex" xmlns:mc="http://schemas.openxmlformats.org/markup-compatibility/2006" xmlns:aink="http://schemas.microsoft.com/office/drawing/2016/ink" xmlns:am3d="http://schemas.microsoft.com/office/drawing/2017/model3d" xmlns:o="urn:schemas-microsoft-com:office:office" xmlns:oel="http://schemas.microsoft.com/office/2019/extlst" xmlns:r="http://schemas.openxmlformats.org/officeDocument/2006/relationships" xmlns:m="http://schemas.openxmlformats.org/officeDocument/2006/math" xmlns:v="urn:schemas-microsoft-com:vml" xmlns:wp14="http://schemas.microsoft.com/office/word/2010/wordprocessingDrawing" xmlns:wp="http://schemas.openxmlformats.org/drawingml/2006/wordprocessingDrawing" xmlns:w10="urn:schemas-microsoft-com:office:word" xmlns:w="http://schemas.openxmlformats.org/wordprocessingml/2006/main" xmlns:w14="http://schemas.microsoft.com/office/word/2010/wordml" xmlns:w15="http://schemas.microsoft.com/office/word/2012/wordml" xmlns:w16cex="http://schemas.microsoft.com/office/word/2018/wordml/cex" xmlns:w16cid="http://schemas.microsoft.com/office/word/2016/wordml/cid" xmlns:w16="http://schemas.microsoft.com/office/word/2018/wordml" xmlns:w16sdtdh="http://schemas.microsoft.com/office/word/2020/wordml/sdtdatahash" xmlns:w16se="http://schemas.microsoft.com/office/word/2015/wordml/symex" xmlns:wpg="http://schemas.microsoft.com/office/word/2010/wordprocessingGroup" xmlns:wpi="http://schemas.microsoft.com/office/word/2010/wordprocessingInk" xmlns:wne="http://schemas.microsoft.com/office/word/2006/wordml" xmlns:wps="http://schemas.microsoft.com/office/word/2010/wordprocessingShape" mc:Ignorable="w14 w15 w16se w16cid w16 w16cex w16sdtdh wp14">
+<w:numbering xmlns:wpc="http://schemas.microsoft.com/office/word/2010/wordprocessingCanvas" xmlns:cx="http://schemas.microsoft.com/office/drawing/2014/chartex" xmlns:cx1="http://schemas.microsoft.com/office/drawing/2015/9/8/chartex" xmlns:cx2="http://schemas.microsoft.com/office/drawing/2015/10/21/chartex" xmlns:cx3="http://schemas.microsoft.com/office/drawing/2016/5/9/chartex" xmlns:cx4="http://schemas.microsoft.com/office/drawing/2016/5/10/chartex" xmlns:cx5="http://schemas.microsoft.com/office/drawing/2016/5/11/chartex" xmlns:cx6="http://schemas.microsoft.com/office/drawing/2016/5/12/chartex" xmlns:cx7="http://schemas.microsoft.com/office/drawing/2016/5/13/chartex" xmlns:cx8="http://schemas.microsoft.com/office/drawing/2016/5/14/chartex" xmlns:mc="http://schemas.openxmlformats.org/markup-compatibility/2006" xmlns:aink="http://schemas.microsoft.com/office/drawing/2016/ink" xmlns:am3d="http://schemas.microsoft.com/office/drawing/2017/model3d" xmlns:o="urn:schemas-microsoft-com:office:office" xmlns:oel="http://schemas.microsoft.com/office/2019/extlst" xmlns:r="http://schemas.openxmlformats.org/officeDocument/2006/relationships" xmlns:m="http://schemas.openxmlformats.org/officeDocument/2006/math" xmlns:v="urn:schemas-microsoft-com:vml" xmlns:wp14="http://schemas.microsoft.com/office/word/2010/wordprocessingDrawing" xmlns:wp="http://schemas.openxmlformats.org/drawingml/2006/wordprocessingDrawing" xmlns:w10="urn:schemas-microsoft-com:office:word" xmlns:w="http://schemas.openxmlformats.org/wordprocessingml/2006/main" xmlns:w14="http://schemas.microsoft.com/office/word/2010/wordml" xmlns:w15="http://schemas.microsoft.com/office/word/2012/wordml" xmlns:w16cex="http://schemas.microsoft.com/office/word/2018/wordml/cex" xmlns:w16cid="http://schemas.microsoft.com/office/word/2016/wordml/cid" xmlns:w16="http://schemas.microsoft.com/office/word/2018/wordml" xmlns:w16du="http://schemas.microsoft.com/office/word/2023/wordml/word16du" xmlns:w16sdtdh="http://schemas.microsoft.com/office/word/2020/wordml/sdtdatahash" xmlns:w16sdtfl="http://schemas.microsoft.com/office/word/2024/wordml/sdtformatlock" xmlns:w16se="http://schemas.microsoft.com/office/word/2015/wordml/symex" xmlns:wpg="http://schemas.microsoft.com/office/word/2010/wordprocessingGroup" xmlns:wpi="http://schemas.microsoft.com/office/word/2010/wordprocessingInk" xmlns:wne="http://schemas.microsoft.com/office/word/2006/wordml" xmlns:wps="http://schemas.microsoft.com/office/word/2010/wordprocessingShape" mc:Ignorable="w14 w15 w16se w16cid w16 w16cex w16sdtdh w16sdtfl w16du wp14">
   <w:abstractNum w:abstractNumId="0" w15:restartNumberingAfterBreak="0">
     <w:nsid w:val="FFFFFF7C"/>
     <w:multiLevelType w:val="singleLevel"/>
@@ -892,7 +1592,7 @@
 </file>
 
 <file path=word/styles.xml><?xml version="1.0" encoding="utf-8"?>
-<w:styles xmlns:mc="http://schemas.openxmlformats.org/markup-compatibility/2006" xmlns:r="http://schemas.openxmlformats.org/officeDocument/2006/relationships" xmlns:w="http://schemas.openxmlformats.org/wordprocessingml/2006/main" xmlns:w14="http://schemas.microsoft.com/office/word/2010/wordml" xmlns:w15="http://schemas.microsoft.com/office/word/2012/wordml" xmlns:w16cex="http://schemas.microsoft.com/office/word/2018/wordml/cex" xmlns:w16cid="http://schemas.microsoft.com/office/word/2016/wordml/cid" xmlns:w16="http://schemas.microsoft.com/office/word/2018/wordml" xmlns:w16sdtdh="http://schemas.microsoft.com/office/word/2020/wordml/sdtdatahash" xmlns:w16se="http://schemas.microsoft.com/office/word/2015/wordml/symex" mc:Ignorable="w14 w15 w16se w16cid w16 w16cex w16sdtdh">
+<w:styles xmlns:mc="http://schemas.openxmlformats.org/markup-compatibility/2006" xmlns:r="http://schemas.openxmlformats.org/officeDocument/2006/relationships" xmlns:w="http://schemas.openxmlformats.org/wordprocessingml/2006/main" xmlns:w14="http://schemas.microsoft.com/office/word/2010/wordml" xmlns:w15="http://schemas.microsoft.com/office/word/2012/wordml" xmlns:w16cex="http://schemas.microsoft.com/office/word/2018/wordml/cex" xmlns:w16cid="http://schemas.microsoft.com/office/word/2016/wordml/cid" xmlns:w16="http://schemas.microsoft.com/office/word/2018/wordml" xmlns:w16du="http://schemas.microsoft.com/office/word/2023/wordml/word16du" xmlns:w16sdtdh="http://schemas.microsoft.com/office/word/2020/wordml/sdtdatahash" xmlns:w16sdtfl="http://schemas.microsoft.com/office/word/2024/wordml/sdtformatlock" xmlns:w16se="http://schemas.microsoft.com/office/word/2015/wordml/symex" mc:Ignorable="w14 w15 w16se w16cid w16 w16cex w16sdtdh w16sdtfl w16du">
   <w:docDefaults>
     <w:rPrDefault>
       <w:rPr>
@@ -1650,7 +2350,7 @@
     <w:link w:val="TitleChar"/>
     <w:uiPriority w:val="10"/>
     <w:qFormat/>
-    <w:rsid w:val="007106C8"/>
+    <w:rsid w:val="00E854FA"/>
     <w:pPr>
       <w:spacing w:after="300" w:line="240" w:lineRule="auto"/>
       <w:contextualSpacing/>
@@ -1660,7 +2360,7 @@
       <w:rFonts w:eastAsiaTheme="majorEastAsia" w:cstheme="majorBidi"/>
       <w:spacing w:val="5"/>
       <w:kern w:val="28"/>
-      <w:sz w:val="52"/>
+      <w:sz w:val="40"/>
       <w:szCs w:val="52"/>
       <w:lang w:val="sv-SE" w:eastAsia="en-US" w:bidi="ar-SA"/>
     </w:rPr>
@@ -1670,12 +2370,12 @@
     <w:basedOn w:val="DefaultParagraphFont"/>
     <w:link w:val="Title"/>
     <w:uiPriority w:val="10"/>
-    <w:rsid w:val="007106C8"/>
+    <w:rsid w:val="00E854FA"/>
     <w:rPr>
       <w:rFonts w:ascii="Times New Roman" w:eastAsiaTheme="majorEastAsia" w:hAnsi="Times New Roman" w:cstheme="majorBidi"/>
       <w:spacing w:val="5"/>
       <w:kern w:val="28"/>
-      <w:sz w:val="52"/>
+      <w:sz w:val="40"/>
       <w:szCs w:val="52"/>
       <w:lang w:val="sv-SE" w:eastAsia="en-US" w:bidi="ar-SA"/>
     </w:rPr>

--- a/tillsyn/Björnberget NV tillsynsbegäran.docx
+++ b/tillsyn/Björnberget NV tillsynsbegäran.docx
@@ -12,7 +12,7 @@
     </w:p>
     <w:p>
       <w:r>
-        <w:t>Denna tillsynsbegäran behandlar höga naturvärden i avverkningsanmälan Björnberget NV i Bjurholms kommun som inkom 2026-07-12 och omfattar 80,6 ha.</w:t>
+        <w:t>Denna tillsynsbegäran behandlar höga naturvärden i avverkningsanmälan Björnberget NV i Bjurholms kommun som inkom 2026-07-13 och omfattar 80,6 ha.</w:t>
       </w:r>
     </w:p>
     <w:p>
@@ -1376,7 +1376,7 @@
     <w:r>
       <w:tab/>
       <w:tab/>
-      <w:t>2026-07-12</w:t>
+      <w:t>2026-07-13</w:t>
       <w:br/>
       <w:br/>
     </w:r>

--- a/tillsyn/Björnberget NV tillsynsbegäran.docx
+++ b/tillsyn/Björnberget NV tillsynsbegäran.docx
@@ -12,7 +12,7 @@
     </w:p>
     <w:p>
       <w:r>
-        <w:t>Denna tillsynsbegäran behandlar höga naturvärden i avverkningsanmälan Björnberget NV i Bjurholms kommun som inkom 2026-07-13 och omfattar 80,6 ha.</w:t>
+        <w:t>Denna tillsynsbegäran behandlar höga naturvärden i avverkningsanmälan Björnberget NV i Bjurholms kommun som inkom 2026-07-14 och omfattar 80,6 ha.</w:t>
       </w:r>
     </w:p>
     <w:p>
@@ -1376,7 +1376,7 @@
     <w:r>
       <w:tab/>
       <w:tab/>
-      <w:t>2026-07-13</w:t>
+      <w:t>2026-07-14</w:t>
       <w:br/>
       <w:br/>
     </w:r>

--- a/tillsyn/Björnberget NV tillsynsbegäran.docx
+++ b/tillsyn/Björnberget NV tillsynsbegäran.docx
@@ -12,7 +12,7 @@
     </w:p>
     <w:p>
       <w:r>
-        <w:t>Denna tillsynsbegäran behandlar höga naturvärden i avverkningsanmälan Björnberget NV i Bjurholms kommun som inkom 2026-07-14 och omfattar 80,6 ha.</w:t>
+        <w:t>Denna tillsynsbegäran behandlar höga naturvärden i avverkningsanmälan Björnberget NV i Bjurholms kommun som inkom 2026-07-15 och omfattar 80,6 ha.</w:t>
       </w:r>
     </w:p>
     <w:p>
@@ -1376,7 +1376,7 @@
     <w:r>
       <w:tab/>
       <w:tab/>
-      <w:t>2026-07-14</w:t>
+      <w:t>2026-07-15</w:t>
       <w:br/>
       <w:br/>
     </w:r>

--- a/tillsyn/Björnberget NV tillsynsbegäran.docx
+++ b/tillsyn/Björnberget NV tillsynsbegäran.docx
@@ -12,7 +12,7 @@
     </w:p>
     <w:p>
       <w:r>
-        <w:t>Denna tillsynsbegäran behandlar höga naturvärden i avverkningsanmälan Björnberget NV i Bjurholms kommun som inkom 2026-07-15 och omfattar 80,6 ha.</w:t>
+        <w:t>Denna tillsynsbegäran behandlar höga naturvärden i avverkningsanmälan Björnberget NV i Bjurholms kommun som inkom 2026-07-16 och omfattar 80,6 ha.</w:t>
       </w:r>
     </w:p>
     <w:p>
@@ -1376,7 +1376,7 @@
     <w:r>
       <w:tab/>
       <w:tab/>
-      <w:t>2026-07-15</w:t>
+      <w:t>2026-07-16</w:t>
       <w:br/>
       <w:br/>
     </w:r>

--- a/tillsyn/Björnberget NV tillsynsbegäran.docx
+++ b/tillsyn/Björnberget NV tillsynsbegäran.docx
@@ -1376,7 +1376,7 @@
     <w:r>
       <w:tab/>
       <w:tab/>
-      <w:t>2026-07-16</w:t>
+      <w:t>2026-07-17</w:t>
       <w:br/>
       <w:br/>
     </w:r>

--- a/tillsyn/Björnberget NV tillsynsbegäran.docx
+++ b/tillsyn/Björnberget NV tillsynsbegäran.docx
@@ -12,7 +12,7 @@
     </w:p>
     <w:p>
       <w:r>
-        <w:t>Denna tillsynsbegäran behandlar höga naturvärden i avverkningsanmälan Björnberget NV i Bjurholms kommun som inkom 2026-07-16 och omfattar 80,6 ha.</w:t>
+        <w:t>Denna tillsynsbegäran behandlar höga naturvärden i avverkningsanmälan Björnberget NV i Bjurholms kommun som inkom 2026-07-17 och omfattar 80,6 ha.</w:t>
       </w:r>
     </w:p>
     <w:p>

--- a/tillsyn/Björnberget NV tillsynsbegäran.docx
+++ b/tillsyn/Björnberget NV tillsynsbegäran.docx
@@ -1376,7 +1376,7 @@
     <w:r>
       <w:tab/>
       <w:tab/>
-      <w:t>2026-07-17</w:t>
+      <w:t>2026-07-18</w:t>
       <w:br/>
       <w:br/>
     </w:r>

--- a/tillsyn/Björnberget NV tillsynsbegäran.docx
+++ b/tillsyn/Björnberget NV tillsynsbegäran.docx
@@ -12,7 +12,7 @@
     </w:p>
     <w:p>
       <w:r>
-        <w:t>Denna tillsynsbegäran behandlar höga naturvärden i avverkningsanmälan Björnberget NV i Bjurholms kommun som inkom 2026-07-17 och omfattar 80,6 ha.</w:t>
+        <w:t>Denna tillsynsbegäran behandlar höga naturvärden i avverkningsanmälan Björnberget NV i Bjurholms kommun som inkom 2026-07-18 och omfattar 80,6 ha.</w:t>
       </w:r>
     </w:p>
     <w:p>

--- a/tillsyn/Björnberget NV tillsynsbegäran.docx
+++ b/tillsyn/Björnberget NV tillsynsbegäran.docx
@@ -12,7 +12,7 @@
     </w:p>
     <w:p>
       <w:r>
-        <w:t>Denna tillsynsbegäran behandlar höga naturvärden i avverkningsanmälan Björnberget NV i Bjurholms kommun som inkom 2026-07-18 och omfattar 80,6 ha.</w:t>
+        <w:t>Denna tillsynsbegäran behandlar höga naturvärden i avverkningsanmälan Björnberget NV i Bjurholms kommun som inkom 2026-07-19 och omfattar 80,6 ha.</w:t>
       </w:r>
     </w:p>
     <w:p>
@@ -1376,7 +1376,7 @@
     <w:r>
       <w:tab/>
       <w:tab/>
-      <w:t>2026-07-18</w:t>
+      <w:t>2026-07-19</w:t>
       <w:br/>
       <w:br/>
     </w:r>

--- a/tillsyn/Björnberget NV tillsynsbegäran.docx
+++ b/tillsyn/Björnberget NV tillsynsbegäran.docx
@@ -1376,7 +1376,7 @@
     <w:r>
       <w:tab/>
       <w:tab/>
-      <w:t>2026-07-19</w:t>
+      <w:t>2026-07-20</w:t>
       <w:br/>
       <w:br/>
     </w:r>

--- a/tillsyn/Björnberget NV tillsynsbegäran.docx
+++ b/tillsyn/Björnberget NV tillsynsbegäran.docx
@@ -12,7 +12,7 @@
     </w:p>
     <w:p>
       <w:r>
-        <w:t>Denna tillsynsbegäran behandlar höga naturvärden i avverkningsanmälan Björnberget NV i Bjurholms kommun som inkom 2026-07-19 och omfattar 80,6 ha.</w:t>
+        <w:t>Denna tillsynsbegäran behandlar höga naturvärden i avverkningsanmälan Björnberget NV i Bjurholms kommun som inkom 2026-07-20 och omfattar 80,6 ha.</w:t>
       </w:r>
     </w:p>
     <w:p>
